--- a/dokumentacja.docx
+++ b/dokumentacja.docx
@@ -10,6 +10,353 @@
     <w:p>
       <w:r>
         <w:t>Cel: Moja gra to będzie to</w:t>
+      </w:r>
+      <w:r>
+        <w:t xml:space="preserve"> Snake(możliwe ze będzie zmiana).  Zamierzam </w:t>
+      </w:r>
+      <w:proofErr w:type="spellStart"/>
+      <w:r>
+        <w:t>zrobic</w:t>
+      </w:r>
+      <w:proofErr w:type="spellEnd"/>
+      <w:r>
+        <w:t>:</w:t>
+      </w:r>
+    </w:p>
+    <w:p>
+      <w:pPr>
+        <w:pStyle w:val="Akapitzlist"/>
+        <w:numPr>
+          <w:ilvl w:val="0"/>
+          <w:numId w:val="2"/>
+        </w:numPr>
+      </w:pPr>
+      <w:r>
+        <w:t>Gra jednoosobowa</w:t>
+      </w:r>
+    </w:p>
+    <w:p>
+      <w:pPr>
+        <w:pStyle w:val="Akapitzlist"/>
+        <w:numPr>
+          <w:ilvl w:val="0"/>
+          <w:numId w:val="2"/>
+        </w:numPr>
+      </w:pPr>
+      <w:r>
+        <w:t>Widoczny licznik punktów</w:t>
+      </w:r>
+    </w:p>
+    <w:p>
+      <w:pPr>
+        <w:pStyle w:val="Akapitzlist"/>
+        <w:numPr>
+          <w:ilvl w:val="0"/>
+          <w:numId w:val="2"/>
+        </w:numPr>
+      </w:pPr>
+      <w:proofErr w:type="spellStart"/>
+      <w:r>
+        <w:t>Zakonczenie</w:t>
+      </w:r>
+      <w:proofErr w:type="spellEnd"/>
+      <w:r>
+        <w:t xml:space="preserve"> gry (wygrana/przegrana)</w:t>
+      </w:r>
+    </w:p>
+    <w:p>
+      <w:pPr>
+        <w:pStyle w:val="Akapitzlist"/>
+        <w:numPr>
+          <w:ilvl w:val="0"/>
+          <w:numId w:val="2"/>
+        </w:numPr>
+      </w:pPr>
+      <w:r>
+        <w:t>Zmiana kierunków strzałkami</w:t>
+      </w:r>
+    </w:p>
+    <w:p>
+      <w:pPr>
+        <w:pStyle w:val="Akapitzlist"/>
+        <w:numPr>
+          <w:ilvl w:val="0"/>
+          <w:numId w:val="2"/>
+        </w:numPr>
+      </w:pPr>
+      <w:proofErr w:type="spellStart"/>
+      <w:r>
+        <w:t>Mozliwosc</w:t>
+      </w:r>
+      <w:proofErr w:type="spellEnd"/>
+      <w:r>
+        <w:t xml:space="preserve"> zbierania jabłek(</w:t>
+      </w:r>
+      <w:proofErr w:type="spellStart"/>
+      <w:r>
+        <w:t>punktow</w:t>
+      </w:r>
+      <w:proofErr w:type="spellEnd"/>
+      <w:r>
+        <w:t>)</w:t>
+      </w:r>
+    </w:p>
+    <w:p>
+      <w:pPr>
+        <w:ind w:left="360"/>
+      </w:pPr>
+    </w:p>
+    <w:p>
+      <w:pPr>
+        <w:ind w:left="360"/>
+      </w:pPr>
+      <w:r>
+        <w:t xml:space="preserve">03 czerwca zmiana </w:t>
+      </w:r>
+      <w:proofErr w:type="spellStart"/>
+      <w:r>
+        <w:t>pomyslu</w:t>
+      </w:r>
+      <w:proofErr w:type="spellEnd"/>
+    </w:p>
+    <w:p>
+      <w:pPr>
+        <w:ind w:left="360"/>
+      </w:pPr>
+      <w:r>
+        <w:t xml:space="preserve">Cel: Moja gra to będą statki Zamierzam </w:t>
+      </w:r>
+      <w:proofErr w:type="spellStart"/>
+      <w:r>
+        <w:t>zrobic</w:t>
+      </w:r>
+      <w:proofErr w:type="spellEnd"/>
+      <w:r>
+        <w:t>:</w:t>
+      </w:r>
+    </w:p>
+    <w:p>
+      <w:pPr>
+        <w:pStyle w:val="Akapitzlist"/>
+        <w:numPr>
+          <w:ilvl w:val="0"/>
+          <w:numId w:val="3"/>
+        </w:numPr>
+      </w:pPr>
+      <w:r>
+        <w:t>Gra jednoosobowa</w:t>
+      </w:r>
+    </w:p>
+    <w:p>
+      <w:pPr>
+        <w:pStyle w:val="Akapitzlist"/>
+        <w:numPr>
+          <w:ilvl w:val="0"/>
+          <w:numId w:val="3"/>
+        </w:numPr>
+      </w:pPr>
+      <w:r>
+        <w:t xml:space="preserve">Widoczny licznik </w:t>
+      </w:r>
+      <w:proofErr w:type="spellStart"/>
+      <w:r>
+        <w:t>puntkow</w:t>
+      </w:r>
+      <w:proofErr w:type="spellEnd"/>
+      <w:r>
+        <w:t xml:space="preserve"> (trafień)</w:t>
+      </w:r>
+    </w:p>
+    <w:p>
+      <w:pPr>
+        <w:pStyle w:val="Akapitzlist"/>
+        <w:numPr>
+          <w:ilvl w:val="0"/>
+          <w:numId w:val="3"/>
+        </w:numPr>
+      </w:pPr>
+      <w:proofErr w:type="spellStart"/>
+      <w:r>
+        <w:t>Zakonczenie</w:t>
+      </w:r>
+      <w:proofErr w:type="spellEnd"/>
+      <w:r>
+        <w:t xml:space="preserve"> gry (pokaz </w:t>
+      </w:r>
+      <w:proofErr w:type="spellStart"/>
+      <w:r>
+        <w:t>punktow</w:t>
+      </w:r>
+      <w:proofErr w:type="spellEnd"/>
+      <w:r>
+        <w:t>)</w:t>
+      </w:r>
+    </w:p>
+    <w:p>
+      <w:pPr>
+        <w:pStyle w:val="Akapitzlist"/>
+        <w:numPr>
+          <w:ilvl w:val="0"/>
+          <w:numId w:val="3"/>
+        </w:numPr>
+      </w:pPr>
+      <w:r>
+        <w:t>Za nie trafienie -1 punkt</w:t>
+      </w:r>
+    </w:p>
+    <w:p>
+      <w:pPr>
+        <w:pStyle w:val="Akapitzlist"/>
+        <w:numPr>
+          <w:ilvl w:val="0"/>
+          <w:numId w:val="3"/>
+        </w:numPr>
+      </w:pPr>
+      <w:r>
+        <w:t xml:space="preserve">Wpisywanie współrzędnych w które chcemy </w:t>
+      </w:r>
+      <w:proofErr w:type="spellStart"/>
+      <w:r>
+        <w:t>strzelic</w:t>
+      </w:r>
+      <w:proofErr w:type="spellEnd"/>
+    </w:p>
+    <w:p>
+      <w:pPr>
+        <w:pStyle w:val="Akapitzlist"/>
+      </w:pPr>
+    </w:p>
+    <w:p>
+      <w:pPr>
+        <w:pStyle w:val="Akapitzlist"/>
+      </w:pPr>
+      <w:r>
+        <w:t xml:space="preserve">Na lekcji: spytałem Chata </w:t>
+      </w:r>
+      <w:proofErr w:type="spellStart"/>
+      <w:r>
+        <w:t>gpt</w:t>
+      </w:r>
+      <w:proofErr w:type="spellEnd"/>
+      <w:r>
+        <w:t xml:space="preserve"> jak </w:t>
+      </w:r>
+      <w:proofErr w:type="spellStart"/>
+      <w:r>
+        <w:t>zrobic</w:t>
+      </w:r>
+      <w:proofErr w:type="spellEnd"/>
+      <w:r>
+        <w:t xml:space="preserve"> aby losowe miejsca statku </w:t>
+      </w:r>
+      <w:proofErr w:type="spellStart"/>
+      <w:r>
+        <w:t>wybuchaly</w:t>
+      </w:r>
+      <w:proofErr w:type="spellEnd"/>
+      <w:r>
+        <w:t xml:space="preserve">, jak wpisze się takie same współrzędne oraz żeby na miejsce trafionego statku </w:t>
+      </w:r>
+      <w:proofErr w:type="spellStart"/>
+      <w:r>
+        <w:t>pokazywal</w:t>
+      </w:r>
+      <w:proofErr w:type="spellEnd"/>
+      <w:r>
+        <w:t xml:space="preserve"> się „S” jako statek.</w:t>
+      </w:r>
+    </w:p>
+    <w:p>
+      <w:pPr>
+        <w:pStyle w:val="Akapitzlist"/>
+      </w:pPr>
+      <w:r>
+        <w:t xml:space="preserve">Sam zacząłem </w:t>
+      </w:r>
+      <w:proofErr w:type="spellStart"/>
+      <w:r>
+        <w:t>robic</w:t>
+      </w:r>
+      <w:proofErr w:type="spellEnd"/>
+      <w:r>
+        <w:t xml:space="preserve">   to, żeby </w:t>
+      </w:r>
+      <w:proofErr w:type="spellStart"/>
+      <w:r>
+        <w:t>wpisac</w:t>
+      </w:r>
+      <w:proofErr w:type="spellEnd"/>
+      <w:r>
+        <w:t xml:space="preserve"> </w:t>
+      </w:r>
+      <w:proofErr w:type="spellStart"/>
+      <w:r>
+        <w:t>kolumne</w:t>
+      </w:r>
+      <w:proofErr w:type="spellEnd"/>
+      <w:r>
+        <w:t xml:space="preserve"> i wiersz żeby </w:t>
+      </w:r>
+      <w:proofErr w:type="spellStart"/>
+      <w:r>
+        <w:t>sprawdzic</w:t>
+      </w:r>
+      <w:proofErr w:type="spellEnd"/>
+      <w:r>
+        <w:t xml:space="preserve"> czy </w:t>
+      </w:r>
+      <w:proofErr w:type="spellStart"/>
+      <w:r>
+        <w:t>trafilo</w:t>
+      </w:r>
+      <w:proofErr w:type="spellEnd"/>
+      <w:r>
+        <w:t xml:space="preserve"> się w statek.</w:t>
+      </w:r>
+    </w:p>
+    <w:p>
+      <w:pPr>
+        <w:pStyle w:val="Akapitzlist"/>
+      </w:pPr>
+    </w:p>
+    <w:p>
+      <w:pPr>
+        <w:pStyle w:val="Akapitzlist"/>
+      </w:pPr>
+      <w:r>
+        <w:t xml:space="preserve">Dzisiaj zrobiłem plansze, </w:t>
+      </w:r>
+      <w:proofErr w:type="spellStart"/>
+      <w:r>
+        <w:t>randomowe</w:t>
+      </w:r>
+      <w:proofErr w:type="spellEnd"/>
+      <w:r>
+        <w:t xml:space="preserve"> współrzędne </w:t>
+      </w:r>
+      <w:proofErr w:type="spellStart"/>
+      <w:r>
+        <w:t>statkow</w:t>
+      </w:r>
+      <w:proofErr w:type="spellEnd"/>
+      <w:r>
+        <w:t xml:space="preserve">, i zacząłem prace nad zmiana z wody („~”) na </w:t>
+      </w:r>
+      <w:proofErr w:type="spellStart"/>
+      <w:r>
+        <w:t>strzal</w:t>
+      </w:r>
+      <w:proofErr w:type="spellEnd"/>
+      <w:r>
+        <w:t xml:space="preserve">(„S”) jeśli wykonamy </w:t>
+      </w:r>
+      <w:proofErr w:type="spellStart"/>
+      <w:r>
+        <w:t>strzal</w:t>
+      </w:r>
+      <w:proofErr w:type="spellEnd"/>
+      <w:r>
+        <w:t xml:space="preserve"> nie trafiony, oraz trafiony („T”) jeśli trafimy w część statku.</w:t>
       </w:r>
     </w:p>
     <w:sectPr>
@@ -20,6 +367,287 @@
     </w:sectPr>
   </w:body>
 </w:document>
+</file>
+
+<file path=word/numbering.xml><?xml version="1.0" encoding="utf-8"?>
+<w:numbering xmlns:ve="http://schemas.openxmlformats.org/markup-compatibility/2006" xmlns:o="urn:schemas-microsoft-com:office:office" xmlns:r="http://schemas.openxmlformats.org/officeDocument/2006/relationships" xmlns:m="http://schemas.openxmlformats.org/officeDocument/2006/math" xmlns:v="urn:schemas-microsoft-com:vml" xmlns:wp="http://schemas.openxmlformats.org/drawingml/2006/wordprocessingDrawing" xmlns:w10="urn:schemas-microsoft-com:office:word" xmlns:w="http://schemas.openxmlformats.org/wordprocessingml/2006/main" xmlns:wne="http://schemas.microsoft.com/office/word/2006/wordml">
+  <w:abstractNum w:abstractNumId="0">
+    <w:nsid w:val="57B340B7"/>
+    <w:multiLevelType w:val="hybridMultilevel"/>
+    <w:tmpl w:val="155A8536"/>
+    <w:lvl w:ilvl="0" w:tplc="0415000F">
+      <w:start w:val="1"/>
+      <w:numFmt w:val="decimal"/>
+      <w:lvlText w:val="%1."/>
+      <w:lvlJc w:val="left"/>
+      <w:pPr>
+        <w:ind w:left="720" w:hanging="360"/>
+      </w:pPr>
+      <w:rPr>
+        <w:rFonts w:hint="default"/>
+      </w:rPr>
+    </w:lvl>
+    <w:lvl w:ilvl="1" w:tplc="04150019" w:tentative="1">
+      <w:start w:val="1"/>
+      <w:numFmt w:val="lowerLetter"/>
+      <w:lvlText w:val="%2."/>
+      <w:lvlJc w:val="left"/>
+      <w:pPr>
+        <w:ind w:left="1440" w:hanging="360"/>
+      </w:pPr>
+    </w:lvl>
+    <w:lvl w:ilvl="2" w:tplc="0415001B" w:tentative="1">
+      <w:start w:val="1"/>
+      <w:numFmt w:val="lowerRoman"/>
+      <w:lvlText w:val="%3."/>
+      <w:lvlJc w:val="right"/>
+      <w:pPr>
+        <w:ind w:left="2160" w:hanging="180"/>
+      </w:pPr>
+    </w:lvl>
+    <w:lvl w:ilvl="3" w:tplc="0415000F" w:tentative="1">
+      <w:start w:val="1"/>
+      <w:numFmt w:val="decimal"/>
+      <w:lvlText w:val="%4."/>
+      <w:lvlJc w:val="left"/>
+      <w:pPr>
+        <w:ind w:left="2880" w:hanging="360"/>
+      </w:pPr>
+    </w:lvl>
+    <w:lvl w:ilvl="4" w:tplc="04150019" w:tentative="1">
+      <w:start w:val="1"/>
+      <w:numFmt w:val="lowerLetter"/>
+      <w:lvlText w:val="%5."/>
+      <w:lvlJc w:val="left"/>
+      <w:pPr>
+        <w:ind w:left="3600" w:hanging="360"/>
+      </w:pPr>
+    </w:lvl>
+    <w:lvl w:ilvl="5" w:tplc="0415001B" w:tentative="1">
+      <w:start w:val="1"/>
+      <w:numFmt w:val="lowerRoman"/>
+      <w:lvlText w:val="%6."/>
+      <w:lvlJc w:val="right"/>
+      <w:pPr>
+        <w:ind w:left="4320" w:hanging="180"/>
+      </w:pPr>
+    </w:lvl>
+    <w:lvl w:ilvl="6" w:tplc="0415000F" w:tentative="1">
+      <w:start w:val="1"/>
+      <w:numFmt w:val="decimal"/>
+      <w:lvlText w:val="%7."/>
+      <w:lvlJc w:val="left"/>
+      <w:pPr>
+        <w:ind w:left="5040" w:hanging="360"/>
+      </w:pPr>
+    </w:lvl>
+    <w:lvl w:ilvl="7" w:tplc="04150019" w:tentative="1">
+      <w:start w:val="1"/>
+      <w:numFmt w:val="lowerLetter"/>
+      <w:lvlText w:val="%8."/>
+      <w:lvlJc w:val="left"/>
+      <w:pPr>
+        <w:ind w:left="5760" w:hanging="360"/>
+      </w:pPr>
+    </w:lvl>
+    <w:lvl w:ilvl="8" w:tplc="0415001B" w:tentative="1">
+      <w:start w:val="1"/>
+      <w:numFmt w:val="lowerRoman"/>
+      <w:lvlText w:val="%9."/>
+      <w:lvlJc w:val="right"/>
+      <w:pPr>
+        <w:ind w:left="6480" w:hanging="180"/>
+      </w:pPr>
+    </w:lvl>
+  </w:abstractNum>
+  <w:abstractNum w:abstractNumId="1">
+    <w:nsid w:val="6D7E4E54"/>
+    <w:multiLevelType w:val="hybridMultilevel"/>
+    <w:tmpl w:val="0C6E546E"/>
+    <w:lvl w:ilvl="0" w:tplc="0415000F">
+      <w:start w:val="1"/>
+      <w:numFmt w:val="decimal"/>
+      <w:lvlText w:val="%1."/>
+      <w:lvlJc w:val="left"/>
+      <w:pPr>
+        <w:ind w:left="720" w:hanging="360"/>
+      </w:pPr>
+      <w:rPr>
+        <w:rFonts w:hint="default"/>
+      </w:rPr>
+    </w:lvl>
+    <w:lvl w:ilvl="1" w:tplc="04150019" w:tentative="1">
+      <w:start w:val="1"/>
+      <w:numFmt w:val="lowerLetter"/>
+      <w:lvlText w:val="%2."/>
+      <w:lvlJc w:val="left"/>
+      <w:pPr>
+        <w:ind w:left="1440" w:hanging="360"/>
+      </w:pPr>
+    </w:lvl>
+    <w:lvl w:ilvl="2" w:tplc="0415001B" w:tentative="1">
+      <w:start w:val="1"/>
+      <w:numFmt w:val="lowerRoman"/>
+      <w:lvlText w:val="%3."/>
+      <w:lvlJc w:val="right"/>
+      <w:pPr>
+        <w:ind w:left="2160" w:hanging="180"/>
+      </w:pPr>
+    </w:lvl>
+    <w:lvl w:ilvl="3" w:tplc="0415000F" w:tentative="1">
+      <w:start w:val="1"/>
+      <w:numFmt w:val="decimal"/>
+      <w:lvlText w:val="%4."/>
+      <w:lvlJc w:val="left"/>
+      <w:pPr>
+        <w:ind w:left="2880" w:hanging="360"/>
+      </w:pPr>
+    </w:lvl>
+    <w:lvl w:ilvl="4" w:tplc="04150019" w:tentative="1">
+      <w:start w:val="1"/>
+      <w:numFmt w:val="lowerLetter"/>
+      <w:lvlText w:val="%5."/>
+      <w:lvlJc w:val="left"/>
+      <w:pPr>
+        <w:ind w:left="3600" w:hanging="360"/>
+      </w:pPr>
+    </w:lvl>
+    <w:lvl w:ilvl="5" w:tplc="0415001B" w:tentative="1">
+      <w:start w:val="1"/>
+      <w:numFmt w:val="lowerRoman"/>
+      <w:lvlText w:val="%6."/>
+      <w:lvlJc w:val="right"/>
+      <w:pPr>
+        <w:ind w:left="4320" w:hanging="180"/>
+      </w:pPr>
+    </w:lvl>
+    <w:lvl w:ilvl="6" w:tplc="0415000F" w:tentative="1">
+      <w:start w:val="1"/>
+      <w:numFmt w:val="decimal"/>
+      <w:lvlText w:val="%7."/>
+      <w:lvlJc w:val="left"/>
+      <w:pPr>
+        <w:ind w:left="5040" w:hanging="360"/>
+      </w:pPr>
+    </w:lvl>
+    <w:lvl w:ilvl="7" w:tplc="04150019" w:tentative="1">
+      <w:start w:val="1"/>
+      <w:numFmt w:val="lowerLetter"/>
+      <w:lvlText w:val="%8."/>
+      <w:lvlJc w:val="left"/>
+      <w:pPr>
+        <w:ind w:left="5760" w:hanging="360"/>
+      </w:pPr>
+    </w:lvl>
+    <w:lvl w:ilvl="8" w:tplc="0415001B" w:tentative="1">
+      <w:start w:val="1"/>
+      <w:numFmt w:val="lowerRoman"/>
+      <w:lvlText w:val="%9."/>
+      <w:lvlJc w:val="right"/>
+      <w:pPr>
+        <w:ind w:left="6480" w:hanging="180"/>
+      </w:pPr>
+    </w:lvl>
+  </w:abstractNum>
+  <w:abstractNum w:abstractNumId="2">
+    <w:nsid w:val="7511502B"/>
+    <w:multiLevelType w:val="hybridMultilevel"/>
+    <w:tmpl w:val="FB44E568"/>
+    <w:lvl w:ilvl="0" w:tplc="0415000F">
+      <w:start w:val="1"/>
+      <w:numFmt w:val="decimal"/>
+      <w:lvlText w:val="%1."/>
+      <w:lvlJc w:val="left"/>
+      <w:pPr>
+        <w:ind w:left="720" w:hanging="360"/>
+      </w:pPr>
+      <w:rPr>
+        <w:rFonts w:hint="default"/>
+      </w:rPr>
+    </w:lvl>
+    <w:lvl w:ilvl="1" w:tplc="04150019" w:tentative="1">
+      <w:start w:val="1"/>
+      <w:numFmt w:val="lowerLetter"/>
+      <w:lvlText w:val="%2."/>
+      <w:lvlJc w:val="left"/>
+      <w:pPr>
+        <w:ind w:left="1440" w:hanging="360"/>
+      </w:pPr>
+    </w:lvl>
+    <w:lvl w:ilvl="2" w:tplc="0415001B" w:tentative="1">
+      <w:start w:val="1"/>
+      <w:numFmt w:val="lowerRoman"/>
+      <w:lvlText w:val="%3."/>
+      <w:lvlJc w:val="right"/>
+      <w:pPr>
+        <w:ind w:left="2160" w:hanging="180"/>
+      </w:pPr>
+    </w:lvl>
+    <w:lvl w:ilvl="3" w:tplc="0415000F" w:tentative="1">
+      <w:start w:val="1"/>
+      <w:numFmt w:val="decimal"/>
+      <w:lvlText w:val="%4."/>
+      <w:lvlJc w:val="left"/>
+      <w:pPr>
+        <w:ind w:left="2880" w:hanging="360"/>
+      </w:pPr>
+    </w:lvl>
+    <w:lvl w:ilvl="4" w:tplc="04150019" w:tentative="1">
+      <w:start w:val="1"/>
+      <w:numFmt w:val="lowerLetter"/>
+      <w:lvlText w:val="%5."/>
+      <w:lvlJc w:val="left"/>
+      <w:pPr>
+        <w:ind w:left="3600" w:hanging="360"/>
+      </w:pPr>
+    </w:lvl>
+    <w:lvl w:ilvl="5" w:tplc="0415001B" w:tentative="1">
+      <w:start w:val="1"/>
+      <w:numFmt w:val="lowerRoman"/>
+      <w:lvlText w:val="%6."/>
+      <w:lvlJc w:val="right"/>
+      <w:pPr>
+        <w:ind w:left="4320" w:hanging="180"/>
+      </w:pPr>
+    </w:lvl>
+    <w:lvl w:ilvl="6" w:tplc="0415000F" w:tentative="1">
+      <w:start w:val="1"/>
+      <w:numFmt w:val="decimal"/>
+      <w:lvlText w:val="%7."/>
+      <w:lvlJc w:val="left"/>
+      <w:pPr>
+        <w:ind w:left="5040" w:hanging="360"/>
+      </w:pPr>
+    </w:lvl>
+    <w:lvl w:ilvl="7" w:tplc="04150019" w:tentative="1">
+      <w:start w:val="1"/>
+      <w:numFmt w:val="lowerLetter"/>
+      <w:lvlText w:val="%8."/>
+      <w:lvlJc w:val="left"/>
+      <w:pPr>
+        <w:ind w:left="5760" w:hanging="360"/>
+      </w:pPr>
+    </w:lvl>
+    <w:lvl w:ilvl="8" w:tplc="0415001B" w:tentative="1">
+      <w:start w:val="1"/>
+      <w:numFmt w:val="lowerRoman"/>
+      <w:lvlText w:val="%9."/>
+      <w:lvlJc w:val="right"/>
+      <w:pPr>
+        <w:ind w:left="6480" w:hanging="180"/>
+      </w:pPr>
+    </w:lvl>
+  </w:abstractNum>
+  <w:num w:numId="1">
+    <w:abstractNumId w:val="2"/>
+  </w:num>
+  <w:num w:numId="2">
+    <w:abstractNumId w:val="1"/>
+  </w:num>
+  <w:num w:numId="3">
+    <w:abstractNumId w:val="0"/>
+  </w:num>
+</w:numbering>
 </file>
 
 <file path=word/styles.xml><?xml version="1.0" encoding="utf-8"?>
@@ -181,6 +809,7 @@
   <w:style w:type="paragraph" w:default="1" w:styleId="Normalny">
     <w:name w:val="Normal"/>
     <w:qFormat/>
+    <w:rsid w:val="00FA6E48"/>
   </w:style>
   <w:style w:type="character" w:default="1" w:styleId="Domylnaczcionkaakapitu">
     <w:name w:val="Default Paragraph Font"/>
@@ -209,6 +838,17 @@
     <w:uiPriority w:val="99"/>
     <w:semiHidden/>
     <w:unhideWhenUsed/>
+  </w:style>
+  <w:style w:type="paragraph" w:styleId="Akapitzlist">
+    <w:name w:val="List Paragraph"/>
+    <w:basedOn w:val="Normalny"/>
+    <w:uiPriority w:val="34"/>
+    <w:qFormat/>
+    <w:rsid w:val="006B2613"/>
+    <w:pPr>
+      <w:ind w:left="720"/>
+      <w:contextualSpacing/>
+    </w:pPr>
   </w:style>
 </w:styles>
 </file>

--- a/dokumentacja.docx
+++ b/dokumentacja.docx
@@ -357,6 +357,145 @@
       <w:proofErr w:type="spellEnd"/>
       <w:r>
         <w:t xml:space="preserve"> nie trafiony, oraz trafiony („T”) jeśli trafimy w część statku.</w:t>
+      </w:r>
+    </w:p>
+    <w:p>
+      <w:pPr>
+        <w:pStyle w:val="Akapitzlist"/>
+      </w:pPr>
+    </w:p>
+    <w:p>
+      <w:pPr>
+        <w:pStyle w:val="Akapitzlist"/>
+      </w:pPr>
+    </w:p>
+    <w:p>
+      <w:pPr>
+        <w:pStyle w:val="Akapitzlist"/>
+      </w:pPr>
+    </w:p>
+    <w:p>
+      <w:pPr>
+        <w:pStyle w:val="Akapitzlist"/>
+      </w:pPr>
+    </w:p>
+    <w:p>
+      <w:pPr>
+        <w:pStyle w:val="Akapitzlist"/>
+      </w:pPr>
+      <w:r>
+        <w:t>09 czerwca</w:t>
+      </w:r>
+    </w:p>
+    <w:p>
+      <w:pPr>
+        <w:pStyle w:val="Akapitzlist"/>
+      </w:pPr>
+      <w:proofErr w:type="spellStart"/>
+      <w:r>
+        <w:t>Obejrzalem</w:t>
+      </w:r>
+      <w:proofErr w:type="spellEnd"/>
+      <w:r>
+        <w:t xml:space="preserve"> </w:t>
+      </w:r>
+      <w:proofErr w:type="spellStart"/>
+      <w:r>
+        <w:t>tutorial</w:t>
+      </w:r>
+      <w:proofErr w:type="spellEnd"/>
+      <w:r>
+        <w:t xml:space="preserve"> na </w:t>
+      </w:r>
+      <w:proofErr w:type="spellStart"/>
+      <w:r>
+        <w:t>zmiene</w:t>
+      </w:r>
+      <w:proofErr w:type="spellEnd"/>
+      <w:r>
+        <w:t xml:space="preserve"> koloru tekstu w kodzie.</w:t>
+      </w:r>
+    </w:p>
+    <w:p>
+      <w:pPr>
+        <w:pStyle w:val="Akapitzlist"/>
+      </w:pPr>
+    </w:p>
+    <w:p>
+      <w:pPr>
+        <w:pStyle w:val="Akapitzlist"/>
+      </w:pPr>
+      <w:r>
+        <w:t>10 czerwca</w:t>
+      </w:r>
+    </w:p>
+    <w:p>
+      <w:pPr>
+        <w:pStyle w:val="Akapitzlist"/>
+      </w:pPr>
+      <w:proofErr w:type="spellStart"/>
+      <w:r>
+        <w:t>Dzisaj</w:t>
+      </w:r>
+      <w:proofErr w:type="spellEnd"/>
+      <w:r>
+        <w:t xml:space="preserve"> </w:t>
+      </w:r>
+      <w:proofErr w:type="spellStart"/>
+      <w:r>
+        <w:t>staralem</w:t>
+      </w:r>
+      <w:proofErr w:type="spellEnd"/>
+      <w:r>
+        <w:t xml:space="preserve"> się </w:t>
+      </w:r>
+      <w:proofErr w:type="spellStart"/>
+      <w:r>
+        <w:t>zrobic</w:t>
+      </w:r>
+      <w:proofErr w:type="spellEnd"/>
+      <w:r>
+        <w:t xml:space="preserve"> żeby </w:t>
+      </w:r>
+      <w:proofErr w:type="spellStart"/>
+      <w:r>
+        <w:t>losowaly</w:t>
+      </w:r>
+      <w:proofErr w:type="spellEnd"/>
+      <w:r>
+        <w:t xml:space="preserve"> się trzy statki, dwu, trzy i cztero polowe, i </w:t>
+      </w:r>
+      <w:proofErr w:type="spellStart"/>
+      <w:r>
+        <w:t>naprawiem</w:t>
+      </w:r>
+      <w:proofErr w:type="spellEnd"/>
+      <w:r>
+        <w:t xml:space="preserve"> kod dotyczący </w:t>
+      </w:r>
+      <w:proofErr w:type="spellStart"/>
+      <w:r>
+        <w:t>trafien</w:t>
+      </w:r>
+      <w:proofErr w:type="spellEnd"/>
+      <w:r>
+        <w:t xml:space="preserve"> i nie </w:t>
+      </w:r>
+      <w:proofErr w:type="spellStart"/>
+      <w:r>
+        <w:t>trafien</w:t>
+      </w:r>
+      <w:proofErr w:type="spellEnd"/>
+      <w:r>
+        <w:t xml:space="preserve">. Oczywiście za lekko </w:t>
+      </w:r>
+      <w:proofErr w:type="spellStart"/>
+      <w:r>
+        <w:t>pomoca</w:t>
+      </w:r>
+      <w:proofErr w:type="spellEnd"/>
+      <w:r>
+        <w:t xml:space="preserve">  Chatagpt.</w:t>
       </w:r>
     </w:p>
     <w:sectPr>

--- a/dokumentacja.docx
+++ b/dokumentacja.docx
@@ -1,13 +1,13 @@
 
 <file path=word/document.xml><?xml version="1.0" encoding="utf-8"?>
-<w:document xmlns:ve="http://schemas.openxmlformats.org/markup-compatibility/2006" xmlns:o="urn:schemas-microsoft-com:office:office" xmlns:r="http://schemas.openxmlformats.org/officeDocument/2006/relationships" xmlns:m="http://schemas.openxmlformats.org/officeDocument/2006/math" xmlns:v="urn:schemas-microsoft-com:vml" xmlns:wp="http://schemas.openxmlformats.org/drawingml/2006/wordprocessingDrawing" xmlns:w10="urn:schemas-microsoft-com:office:word" xmlns:w="http://schemas.openxmlformats.org/wordprocessingml/2006/main" xmlns:wne="http://schemas.microsoft.com/office/word/2006/wordml">
+<w:document xmlns:w14="http://schemas.microsoft.com/office/word/2010/wordml" xmlns:wp14="http://schemas.microsoft.com/office/word/2010/wordprocessingDrawing" xmlns:ve="http://schemas.openxmlformats.org/markup-compatibility/2006" xmlns:o="urn:schemas-microsoft-com:office:office" xmlns:r="http://schemas.openxmlformats.org/officeDocument/2006/relationships" xmlns:m="http://schemas.openxmlformats.org/officeDocument/2006/math" xmlns:v="urn:schemas-microsoft-com:vml" xmlns:wp="http://schemas.openxmlformats.org/drawingml/2006/wordprocessingDrawing" xmlns:w10="urn:schemas-microsoft-com:office:word" xmlns:w="http://schemas.openxmlformats.org/wordprocessingml/2006/main" xmlns:wne="http://schemas.microsoft.com/office/word/2006/wordml" xmlns:mc="http://schemas.openxmlformats.org/markup-compatibility/2006" mc:Ignorable="w14 wp14">
   <w:body>
-    <w:p>
+    <w:p xmlns:wp14="http://schemas.microsoft.com/office/word/2010/wordml" wp14:textId="77777777">
       <w:r>
         <w:t xml:space="preserve">26 maja start projektu </w:t>
       </w:r>
     </w:p>
-    <w:p>
+    <w:p xmlns:wp14="http://schemas.microsoft.com/office/word/2010/wordml" wp14:textId="77777777">
       <w:r>
         <w:t>Cel: Moja gra to będzie to</w:t>
       </w:r>
@@ -23,7 +23,7 @@
         <w:t>:</w:t>
       </w:r>
     </w:p>
-    <w:p>
+    <w:p xmlns:wp14="http://schemas.microsoft.com/office/word/2010/wordml" wp14:textId="77777777">
       <w:pPr>
         <w:pStyle w:val="Akapitzlist"/>
         <w:numPr>
@@ -35,7 +35,7 @@
         <w:t>Gra jednoosobowa</w:t>
       </w:r>
     </w:p>
-    <w:p>
+    <w:p xmlns:wp14="http://schemas.microsoft.com/office/word/2010/wordml" wp14:textId="77777777">
       <w:pPr>
         <w:pStyle w:val="Akapitzlist"/>
         <w:numPr>
@@ -47,7 +47,7 @@
         <w:t>Widoczny licznik punktów</w:t>
       </w:r>
     </w:p>
-    <w:p>
+    <w:p xmlns:wp14="http://schemas.microsoft.com/office/word/2010/wordml" wp14:textId="77777777">
       <w:pPr>
         <w:pStyle w:val="Akapitzlist"/>
         <w:numPr>
@@ -64,7 +64,7 @@
         <w:t xml:space="preserve"> gry (wygrana/przegrana)</w:t>
       </w:r>
     </w:p>
-    <w:p>
+    <w:p xmlns:wp14="http://schemas.microsoft.com/office/word/2010/wordml" wp14:textId="77777777">
       <w:pPr>
         <w:pStyle w:val="Akapitzlist"/>
         <w:numPr>
@@ -76,7 +76,7 @@
         <w:t>Zmiana kierunków strzałkami</w:t>
       </w:r>
     </w:p>
-    <w:p>
+    <w:p xmlns:wp14="http://schemas.microsoft.com/office/word/2010/wordml" wp14:textId="77777777">
       <w:pPr>
         <w:pStyle w:val="Akapitzlist"/>
         <w:numPr>
@@ -101,12 +101,12 @@
         <w:t>)</w:t>
       </w:r>
     </w:p>
-    <w:p>
+    <w:p xmlns:wp14="http://schemas.microsoft.com/office/word/2010/wordml" wp14:textId="77777777">
       <w:pPr>
         <w:ind w:left="360"/>
       </w:pPr>
     </w:p>
-    <w:p>
+    <w:p xmlns:wp14="http://schemas.microsoft.com/office/word/2010/wordml" wp14:textId="77777777">
       <w:pPr>
         <w:ind w:left="360"/>
       </w:pPr>
@@ -119,7 +119,7 @@
       </w:r>
       <w:proofErr w:type="spellEnd"/>
     </w:p>
-    <w:p>
+    <w:p xmlns:wp14="http://schemas.microsoft.com/office/word/2010/wordml" wp14:textId="77777777">
       <w:pPr>
         <w:ind w:left="360"/>
       </w:pPr>
@@ -135,7 +135,7 @@
         <w:t>:</w:t>
       </w:r>
     </w:p>
-    <w:p>
+    <w:p xmlns:wp14="http://schemas.microsoft.com/office/word/2010/wordml" wp14:textId="77777777">
       <w:pPr>
         <w:pStyle w:val="Akapitzlist"/>
         <w:numPr>
@@ -147,7 +147,7 @@
         <w:t>Gra jednoosobowa</w:t>
       </w:r>
     </w:p>
-    <w:p>
+    <w:p xmlns:wp14="http://schemas.microsoft.com/office/word/2010/wordml" wp14:textId="77777777">
       <w:pPr>
         <w:pStyle w:val="Akapitzlist"/>
         <w:numPr>
@@ -167,339 +167,625 @@
         <w:t xml:space="preserve"> (trafień)</w:t>
       </w:r>
     </w:p>
-    <w:p>
+    <w:p xmlns:wp14="http://schemas.microsoft.com/office/word/2010/wordml" wp14:textId="38E276F9">
       <w:pPr>
         <w:pStyle w:val="Akapitzlist"/>
         <w:numPr>
           <w:ilvl w:val="0"/>
           <w:numId w:val="3"/>
         </w:numPr>
-      </w:pPr>
-      <w:proofErr w:type="spellStart"/>
-      <w:r>
+        <w:rPr/>
+      </w:pPr>
+      <w:r>
+        <w:rPr/>
         <w:t>Zakonczenie</w:t>
       </w:r>
-      <w:proofErr w:type="spellEnd"/>
-      <w:r>
+      <w:r>
+        <w:rPr/>
         <w:t xml:space="preserve"> gry (pokaz </w:t>
       </w:r>
-      <w:proofErr w:type="spellStart"/>
-      <w:r>
+      <w:r>
+        <w:rPr/>
         <w:t>punktow</w:t>
       </w:r>
-      <w:proofErr w:type="spellEnd"/>
-      <w:r>
-        <w:t>)</w:t>
-      </w:r>
-    </w:p>
-    <w:p>
+      <w:r>
+        <w:rPr/>
+        <w:t>)\</w:t>
+      </w:r>
+      <w:proofErr w:type="spellStart"/>
+      <w:proofErr w:type="spellEnd"/>
+    </w:p>
+    <w:p xmlns:wp14="http://schemas.microsoft.com/office/word/2010/wordml" wp14:textId="3D786C69">
       <w:pPr>
         <w:pStyle w:val="Akapitzlist"/>
         <w:numPr>
           <w:ilvl w:val="0"/>
           <w:numId w:val="3"/>
         </w:numPr>
-      </w:pPr>
-      <w:r>
-        <w:t>Za nie trafienie -1 punkt</w:t>
+        <w:rPr/>
+      </w:pPr>
+      <w:r>
+        <w:rPr/>
+        <w:t xml:space="preserve">Wpisywanie współrzędnych w które chcemy </w:t>
+      </w:r>
+      <w:r>
+        <w:rPr/>
+        <w:t>strzelic</w:t>
+      </w:r>
+    </w:p>
+    <w:p xmlns:wp14="http://schemas.microsoft.com/office/word/2010/wordml" wp14:textId="77777777">
+      <w:pPr>
+        <w:pStyle w:val="Akapitzlist"/>
+      </w:pPr>
+    </w:p>
+    <w:p xmlns:wp14="http://schemas.microsoft.com/office/word/2010/wordml" wp14:textId="77777777">
+      <w:pPr>
+        <w:pStyle w:val="Akapitzlist"/>
+      </w:pPr>
+      <w:r>
+        <w:t xml:space="preserve">Na lekcji: spytałem Chata </w:t>
+      </w:r>
+      <w:proofErr w:type="spellStart"/>
+      <w:r>
+        <w:t>gpt</w:t>
+      </w:r>
+      <w:proofErr w:type="spellEnd"/>
+      <w:r>
+        <w:t xml:space="preserve"> jak </w:t>
+      </w:r>
+      <w:proofErr w:type="spellStart"/>
+      <w:r>
+        <w:t>zrobic</w:t>
+      </w:r>
+      <w:proofErr w:type="spellEnd"/>
+      <w:r>
+        <w:t xml:space="preserve"> aby losowe miejsca statku </w:t>
+      </w:r>
+      <w:proofErr w:type="spellStart"/>
+      <w:r>
+        <w:t>wybuchaly</w:t>
+      </w:r>
+      <w:proofErr w:type="spellEnd"/>
+      <w:r>
+        <w:t xml:space="preserve">, jak wpisze się takie same współrzędne oraz żeby na miejsce trafionego statku </w:t>
+      </w:r>
+      <w:proofErr w:type="spellStart"/>
+      <w:r>
+        <w:t>pokazywal</w:t>
+      </w:r>
+      <w:proofErr w:type="spellEnd"/>
+      <w:r>
+        <w:t xml:space="preserve"> się „S” jako statek.</w:t>
+      </w:r>
+    </w:p>
+    <w:p xmlns:wp14="http://schemas.microsoft.com/office/word/2010/wordml" wp14:textId="77777777">
+      <w:pPr>
+        <w:pStyle w:val="Akapitzlist"/>
+      </w:pPr>
+      <w:r>
+        <w:t xml:space="preserve">Sam zacząłem </w:t>
+      </w:r>
+      <w:proofErr w:type="spellStart"/>
+      <w:r>
+        <w:t>robic</w:t>
+      </w:r>
+      <w:proofErr w:type="spellEnd"/>
+      <w:r>
+        <w:t xml:space="preserve">   to, żeby </w:t>
+      </w:r>
+      <w:proofErr w:type="spellStart"/>
+      <w:r>
+        <w:t>wpisac</w:t>
+      </w:r>
+      <w:proofErr w:type="spellEnd"/>
+      <w:r>
+        <w:t xml:space="preserve"> </w:t>
+      </w:r>
+      <w:proofErr w:type="spellStart"/>
+      <w:r>
+        <w:t>kolumne</w:t>
+      </w:r>
+      <w:proofErr w:type="spellEnd"/>
+      <w:r>
+        <w:t xml:space="preserve"> i wiersz żeby </w:t>
+      </w:r>
+      <w:proofErr w:type="spellStart"/>
+      <w:r>
+        <w:t>sprawdzic</w:t>
+      </w:r>
+      <w:proofErr w:type="spellEnd"/>
+      <w:r>
+        <w:t xml:space="preserve"> czy </w:t>
+      </w:r>
+      <w:proofErr w:type="spellStart"/>
+      <w:r>
+        <w:t>trafilo</w:t>
+      </w:r>
+      <w:proofErr w:type="spellEnd"/>
+      <w:r>
+        <w:t xml:space="preserve"> się w statek.</w:t>
+      </w:r>
+    </w:p>
+    <w:p xmlns:wp14="http://schemas.microsoft.com/office/word/2010/wordml" wp14:textId="77777777">
+      <w:pPr>
+        <w:pStyle w:val="Akapitzlist"/>
+      </w:pPr>
+    </w:p>
+    <w:p xmlns:wp14="http://schemas.microsoft.com/office/word/2010/wordml" wp14:textId="77777777">
+      <w:pPr>
+        <w:pStyle w:val="Akapitzlist"/>
+      </w:pPr>
+      <w:r>
+        <w:t xml:space="preserve">Dzisiaj zrobiłem plansze, </w:t>
+      </w:r>
+      <w:proofErr w:type="spellStart"/>
+      <w:r>
+        <w:t>randomowe</w:t>
+      </w:r>
+      <w:proofErr w:type="spellEnd"/>
+      <w:r>
+        <w:t xml:space="preserve"> współrzędne </w:t>
+      </w:r>
+      <w:proofErr w:type="spellStart"/>
+      <w:r>
+        <w:t>statkow</w:t>
+      </w:r>
+      <w:proofErr w:type="spellEnd"/>
+      <w:r>
+        <w:t xml:space="preserve">, i zacząłem prace nad zmiana z wody („~”) na </w:t>
+      </w:r>
+      <w:proofErr w:type="spellStart"/>
+      <w:r>
+        <w:t>strzal</w:t>
+      </w:r>
+      <w:proofErr w:type="spellEnd"/>
+      <w:r>
+        <w:t xml:space="preserve">(„S”) jeśli wykonamy </w:t>
+      </w:r>
+      <w:proofErr w:type="spellStart"/>
+      <w:r>
+        <w:t>strzal</w:t>
+      </w:r>
+      <w:proofErr w:type="spellEnd"/>
+      <w:r>
+        <w:t xml:space="preserve"> nie trafiony, oraz trafiony („T”) jeśli trafimy w część statku.</w:t>
+      </w:r>
+    </w:p>
+    <w:p xmlns:wp14="http://schemas.microsoft.com/office/word/2010/wordml" wp14:textId="77777777">
+      <w:pPr>
+        <w:pStyle w:val="Akapitzlist"/>
+      </w:pPr>
+    </w:p>
+    <w:p xmlns:wp14="http://schemas.microsoft.com/office/word/2010/wordml" wp14:textId="77777777">
+      <w:pPr>
+        <w:pStyle w:val="Akapitzlist"/>
+      </w:pPr>
+    </w:p>
+    <w:p xmlns:wp14="http://schemas.microsoft.com/office/word/2010/wordml" wp14:textId="77777777">
+      <w:pPr>
+        <w:pStyle w:val="Akapitzlist"/>
+      </w:pPr>
+    </w:p>
+    <w:p xmlns:wp14="http://schemas.microsoft.com/office/word/2010/wordml" wp14:textId="77777777">
+      <w:pPr>
+        <w:pStyle w:val="Akapitzlist"/>
+      </w:pPr>
+    </w:p>
+    <w:p xmlns:wp14="http://schemas.microsoft.com/office/word/2010/wordml" wp14:textId="77777777">
+      <w:pPr>
+        <w:pStyle w:val="Akapitzlist"/>
+      </w:pPr>
+      <w:r>
+        <w:t>09 czerwca</w:t>
+      </w:r>
+    </w:p>
+    <w:p xmlns:wp14="http://schemas.microsoft.com/office/word/2010/wordml" wp14:textId="77777777">
+      <w:pPr>
+        <w:pStyle w:val="Akapitzlist"/>
+      </w:pPr>
+      <w:proofErr w:type="spellStart"/>
+      <w:r>
+        <w:t>Obejrzalem</w:t>
+      </w:r>
+      <w:proofErr w:type="spellEnd"/>
+      <w:r>
+        <w:t xml:space="preserve"> </w:t>
+      </w:r>
+      <w:proofErr w:type="spellStart"/>
+      <w:r>
+        <w:t>tutorial</w:t>
+      </w:r>
+      <w:proofErr w:type="spellEnd"/>
+      <w:r>
+        <w:t xml:space="preserve"> na </w:t>
+      </w:r>
+      <w:proofErr w:type="spellStart"/>
+      <w:r>
+        <w:t>zmiene</w:t>
+      </w:r>
+      <w:proofErr w:type="spellEnd"/>
+      <w:r>
+        <w:t xml:space="preserve"> koloru tekstu w kodzie.</w:t>
+      </w:r>
+    </w:p>
+    <w:p xmlns:wp14="http://schemas.microsoft.com/office/word/2010/wordml" wp14:textId="77777777">
+      <w:pPr>
+        <w:pStyle w:val="Akapitzlist"/>
+      </w:pPr>
+    </w:p>
+    <w:p xmlns:wp14="http://schemas.microsoft.com/office/word/2010/wordml" wp14:textId="77777777">
+      <w:pPr>
+        <w:pStyle w:val="Akapitzlist"/>
+      </w:pPr>
+      <w:r>
+        <w:t>10 czerwca</w:t>
+      </w:r>
+    </w:p>
+    <w:p xmlns:wp14="http://schemas.microsoft.com/office/word/2010/wordml" wp14:textId="77777777">
+      <w:pPr>
+        <w:pStyle w:val="Akapitzlist"/>
+      </w:pPr>
+      <w:r>
+        <w:rPr/>
+        <w:t>Dzisaj</w:t>
+      </w:r>
+      <w:r>
+        <w:rPr/>
+        <w:t xml:space="preserve"> </w:t>
+      </w:r>
+      <w:r>
+        <w:rPr/>
+        <w:t>staralem</w:t>
+      </w:r>
+      <w:r>
+        <w:rPr/>
+        <w:t xml:space="preserve"> się </w:t>
+      </w:r>
+      <w:r>
+        <w:rPr/>
+        <w:t>zrobic</w:t>
+      </w:r>
+      <w:r>
+        <w:rPr/>
+        <w:t xml:space="preserve"> żeby </w:t>
+      </w:r>
+      <w:r>
+        <w:rPr/>
+        <w:t>losowaly</w:t>
+      </w:r>
+      <w:r>
+        <w:rPr/>
+        <w:t xml:space="preserve"> się trzy statki, dwu, trzy i cztero polowe, i </w:t>
+      </w:r>
+      <w:r>
+        <w:rPr/>
+        <w:t>naprawiem</w:t>
+      </w:r>
+      <w:r>
+        <w:rPr/>
+        <w:t xml:space="preserve"> kod dotyczący </w:t>
+      </w:r>
+      <w:r>
+        <w:rPr/>
+        <w:t>trafien</w:t>
+      </w:r>
+      <w:r>
+        <w:rPr/>
+        <w:t xml:space="preserve"> i nie </w:t>
+      </w:r>
+      <w:r>
+        <w:rPr/>
+        <w:t>trafien</w:t>
+      </w:r>
+      <w:r>
+        <w:rPr/>
+        <w:t xml:space="preserve">. Oczywiście za lekko </w:t>
+      </w:r>
+      <w:r>
+        <w:rPr/>
+        <w:t>pomoca</w:t>
+      </w:r>
+      <w:r>
+        <w:rPr/>
+        <w:t xml:space="preserve">  Chatagpt.</w:t>
       </w:r>
     </w:p>
     <w:p>
       <w:pPr>
         <w:pStyle w:val="Akapitzlist"/>
-        <w:numPr>
-          <w:ilvl w:val="0"/>
-          <w:numId w:val="3"/>
-        </w:numPr>
-      </w:pPr>
-      <w:r>
-        <w:t xml:space="preserve">Wpisywanie współrzędnych w które chcemy </w:t>
-      </w:r>
-      <w:proofErr w:type="spellStart"/>
-      <w:r>
-        <w:t>strzelic</w:t>
-      </w:r>
-      <w:proofErr w:type="spellEnd"/>
+      </w:pPr>
     </w:p>
     <w:p>
       <w:pPr>
         <w:pStyle w:val="Akapitzlist"/>
       </w:pPr>
+      <w:r>
+        <w:rPr/>
+        <w:t xml:space="preserve">13 czerwca </w:t>
+      </w:r>
     </w:p>
     <w:p>
       <w:pPr>
         <w:pStyle w:val="Akapitzlist"/>
       </w:pPr>
       <w:r>
-        <w:t xml:space="preserve">Na lekcji: spytałem Chata </w:t>
-      </w:r>
-      <w:proofErr w:type="spellStart"/>
-      <w:r>
-        <w:t>gpt</w:t>
-      </w:r>
-      <w:proofErr w:type="spellEnd"/>
-      <w:r>
-        <w:t xml:space="preserve"> jak </w:t>
-      </w:r>
-      <w:proofErr w:type="spellStart"/>
-      <w:r>
+        <w:rPr/>
+        <w:t>Dzisaj</w:t>
+      </w:r>
+      <w:r>
+        <w:rPr/>
+        <w:t xml:space="preserve"> </w:t>
+      </w:r>
+      <w:r>
+        <w:rPr/>
+        <w:t>zmienilem</w:t>
+      </w:r>
+      <w:r>
+        <w:rPr/>
+        <w:t xml:space="preserve"> kolory tekstów i dodałem </w:t>
+      </w:r>
+      <w:r>
+        <w:rPr/>
+        <w:t>dzialajacy</w:t>
+      </w:r>
+      <w:r>
+        <w:rPr/>
+        <w:t xml:space="preserve"> schemat, </w:t>
+      </w:r>
+      <w:r>
+        <w:rPr/>
+        <w:t>jesli</w:t>
+      </w:r>
+      <w:r>
+        <w:rPr/>
+        <w:t xml:space="preserve"> </w:t>
+      </w:r>
+      <w:r>
+        <w:rPr/>
+        <w:t>sie</w:t>
+      </w:r>
+      <w:r>
+        <w:rPr/>
+        <w:t xml:space="preserve"> trafi w statek to “</w:t>
+      </w:r>
+      <w:r>
+        <w:rPr/>
+        <w:t xml:space="preserve">T” </w:t>
+      </w:r>
+      <w:r>
+        <w:rPr/>
+        <w:t>jesli</w:t>
+      </w:r>
+      <w:r>
+        <w:rPr/>
+        <w:t xml:space="preserve"> pudło to “S”, </w:t>
+      </w:r>
+      <w:r>
+        <w:rPr/>
+        <w:t xml:space="preserve">i </w:t>
+      </w:r>
+      <w:r>
+        <w:rPr/>
+        <w:t>zle</w:t>
+      </w:r>
+      <w:r>
+        <w:rPr/>
+        <w:t xml:space="preserve"> </w:t>
+      </w:r>
+      <w:r>
+        <w:rPr/>
+        <w:t>sie</w:t>
+      </w:r>
+      <w:r>
+        <w:rPr/>
+        <w:t xml:space="preserve"> </w:t>
+      </w:r>
+      <w:r>
+        <w:rPr/>
+        <w:t>czulem</w:t>
+      </w:r>
+      <w:r>
+        <w:rPr/>
+        <w:t xml:space="preserve"> dlatego za </w:t>
+      </w:r>
+      <w:r>
+        <w:rPr/>
+        <w:t>duzo</w:t>
+      </w:r>
+      <w:r>
+        <w:rPr/>
+        <w:t xml:space="preserve"> nie </w:t>
+      </w:r>
+      <w:r>
+        <w:rPr/>
+        <w:t>robilem</w:t>
+      </w:r>
+      <w:r>
+        <w:rPr/>
+        <w:t xml:space="preserve"> </w:t>
+      </w:r>
+      <w:r>
+        <w:rPr>
+          <w:rFonts w:ascii="Segoe UI Emoji" w:hAnsi="Segoe UI Emoji" w:eastAsia="Segoe UI Emoji" w:cs="Segoe UI Emoji"/>
+        </w:rPr>
+        <w:t>😊</w:t>
+      </w:r>
+    </w:p>
+    <w:p>
+      <w:pPr>
+        <w:pStyle w:val="Akapitzlist"/>
+      </w:pPr>
+    </w:p>
+    <w:p>
+      <w:pPr>
+        <w:pStyle w:val="Akapitzlist"/>
+      </w:pPr>
+    </w:p>
+    <w:p>
+      <w:pPr>
+        <w:pStyle w:val="Akapitzlist"/>
+      </w:pPr>
+    </w:p>
+    <w:p>
+      <w:pPr>
+        <w:pStyle w:val="Akapitzlist"/>
+      </w:pPr>
+      <w:r>
+        <w:rPr/>
+        <w:t>16 czerwca</w:t>
+      </w:r>
+    </w:p>
+    <w:p>
+      <w:pPr>
+        <w:pStyle w:val="Akapitzlist"/>
+      </w:pPr>
+      <w:r>
+        <w:rPr/>
+        <w:t>Dzis</w:t>
+      </w:r>
+      <w:r>
+        <w:rPr/>
+        <w:t xml:space="preserve"> </w:t>
+      </w:r>
+      <w:r>
+        <w:rPr/>
+        <w:t>zrobilem</w:t>
+      </w:r>
+      <w:r>
+        <w:rPr/>
+        <w:t xml:space="preserve"> </w:t>
+      </w:r>
+      <w:r>
+        <w:rPr/>
+        <w:t>petle</w:t>
+      </w:r>
+      <w:r>
+        <w:rPr/>
+        <w:t xml:space="preserve"> </w:t>
+      </w:r>
+      <w:r>
+        <w:rPr/>
+        <w:t>ktore</w:t>
+      </w:r>
+      <w:r>
+        <w:rPr/>
+        <w:t xml:space="preserve"> </w:t>
+      </w:r>
+      <w:r>
+        <w:rPr/>
+        <w:t>sprawdzaja</w:t>
+      </w:r>
+      <w:r>
+        <w:rPr/>
+        <w:t xml:space="preserve"> czy </w:t>
+      </w:r>
+      <w:r>
+        <w:rPr/>
+        <w:t>trafilismy</w:t>
+      </w:r>
+      <w:r>
+        <w:rPr/>
+        <w:t xml:space="preserve"> w statek czy </w:t>
+      </w:r>
+      <w:r>
+        <w:rPr/>
+        <w:t>tez</w:t>
+      </w:r>
+      <w:r>
+        <w:rPr/>
+        <w:t xml:space="preserve"> nie, i </w:t>
+      </w:r>
+      <w:r>
+        <w:rPr/>
+        <w:t>jesli</w:t>
+      </w:r>
+      <w:r>
+        <w:rPr/>
+        <w:t xml:space="preserve"> </w:t>
+      </w:r>
+      <w:r>
+        <w:rPr/>
+        <w:t>trafilismy</w:t>
+      </w:r>
+      <w:r>
+        <w:rPr/>
+        <w:t xml:space="preserve"> to </w:t>
+      </w:r>
+      <w:r>
+        <w:rPr/>
+        <w:t>pokazuje</w:t>
+      </w:r>
+      <w:r>
+        <w:rPr/>
+        <w:t xml:space="preserve"> ile na ile </w:t>
+      </w:r>
+      <w:r>
+        <w:rPr/>
+        <w:t xml:space="preserve">pól mamy trafione. I </w:t>
+      </w:r>
+      <w:r>
+        <w:rPr/>
+        <w:t>staralem</w:t>
+      </w:r>
+      <w:r>
+        <w:rPr/>
+        <w:t xml:space="preserve"> </w:t>
+      </w:r>
+      <w:r>
+        <w:rPr/>
+        <w:t>sie</w:t>
+      </w:r>
+      <w:r>
+        <w:rPr/>
+        <w:t xml:space="preserve"> (i </w:t>
+      </w:r>
+      <w:r>
+        <w:rPr/>
+        <w:t>sie</w:t>
+      </w:r>
+      <w:r>
+        <w:rPr/>
+        <w:t xml:space="preserve"> </w:t>
+      </w:r>
+      <w:r>
+        <w:rPr/>
+        <w:t>udalo</w:t>
+      </w:r>
+      <w:r>
+        <w:rPr/>
+        <w:t xml:space="preserve">) </w:t>
+      </w:r>
+      <w:r>
+        <w:rPr/>
         <w:t>zrobic</w:t>
       </w:r>
-      <w:proofErr w:type="spellEnd"/>
-      <w:r>
-        <w:t xml:space="preserve"> aby losowe miejsca statku </w:t>
-      </w:r>
-      <w:proofErr w:type="spellStart"/>
-      <w:r>
-        <w:t>wybuchaly</w:t>
-      </w:r>
-      <w:proofErr w:type="spellEnd"/>
-      <w:r>
-        <w:t xml:space="preserve">, jak wpisze się takie same współrzędne oraz żeby na miejsce trafionego statku </w:t>
-      </w:r>
-      <w:proofErr w:type="spellStart"/>
-      <w:r>
-        <w:t>pokazywal</w:t>
-      </w:r>
-      <w:proofErr w:type="spellEnd"/>
-      <w:r>
-        <w:t xml:space="preserve"> się „S” jako statek.</w:t>
-      </w:r>
-    </w:p>
-    <w:p>
-      <w:pPr>
-        <w:pStyle w:val="Akapitzlist"/>
-      </w:pPr>
-      <w:r>
-        <w:t xml:space="preserve">Sam zacząłem </w:t>
-      </w:r>
-      <w:proofErr w:type="spellStart"/>
-      <w:r>
-        <w:t>robic</w:t>
-      </w:r>
-      <w:proofErr w:type="spellEnd"/>
-      <w:r>
-        <w:t xml:space="preserve">   to, żeby </w:t>
-      </w:r>
-      <w:proofErr w:type="spellStart"/>
-      <w:r>
-        <w:t>wpisac</w:t>
-      </w:r>
-      <w:proofErr w:type="spellEnd"/>
-      <w:r>
-        <w:t xml:space="preserve"> </w:t>
-      </w:r>
-      <w:proofErr w:type="spellStart"/>
-      <w:r>
-        <w:t>kolumne</w:t>
-      </w:r>
-      <w:proofErr w:type="spellEnd"/>
-      <w:r>
-        <w:t xml:space="preserve"> i wiersz żeby </w:t>
-      </w:r>
-      <w:proofErr w:type="spellStart"/>
-      <w:r>
-        <w:t>sprawdzic</w:t>
-      </w:r>
-      <w:proofErr w:type="spellEnd"/>
-      <w:r>
-        <w:t xml:space="preserve"> czy </w:t>
-      </w:r>
-      <w:proofErr w:type="spellStart"/>
-      <w:r>
-        <w:t>trafilo</w:t>
-      </w:r>
-      <w:proofErr w:type="spellEnd"/>
-      <w:r>
-        <w:t xml:space="preserve"> się w statek.</w:t>
-      </w:r>
-    </w:p>
-    <w:p>
-      <w:pPr>
-        <w:pStyle w:val="Akapitzlist"/>
-      </w:pPr>
-    </w:p>
-    <w:p>
-      <w:pPr>
-        <w:pStyle w:val="Akapitzlist"/>
-      </w:pPr>
-      <w:r>
-        <w:t xml:space="preserve">Dzisiaj zrobiłem plansze, </w:t>
-      </w:r>
-      <w:proofErr w:type="spellStart"/>
-      <w:r>
-        <w:t>randomowe</w:t>
-      </w:r>
-      <w:proofErr w:type="spellEnd"/>
-      <w:r>
-        <w:t xml:space="preserve"> współrzędne </w:t>
-      </w:r>
-      <w:proofErr w:type="spellStart"/>
-      <w:r>
-        <w:t>statkow</w:t>
-      </w:r>
-      <w:proofErr w:type="spellEnd"/>
-      <w:r>
-        <w:t xml:space="preserve">, i zacząłem prace nad zmiana z wody („~”) na </w:t>
-      </w:r>
-      <w:proofErr w:type="spellStart"/>
-      <w:r>
-        <w:t>strzal</w:t>
-      </w:r>
-      <w:proofErr w:type="spellEnd"/>
-      <w:r>
-        <w:t xml:space="preserve">(„S”) jeśli wykonamy </w:t>
-      </w:r>
-      <w:proofErr w:type="spellStart"/>
-      <w:r>
-        <w:t>strzal</w:t>
-      </w:r>
-      <w:proofErr w:type="spellEnd"/>
-      <w:r>
-        <w:t xml:space="preserve"> nie trafiony, oraz trafiony („T”) jeśli trafimy w część statku.</w:t>
-      </w:r>
-    </w:p>
-    <w:p>
-      <w:pPr>
-        <w:pStyle w:val="Akapitzlist"/>
-      </w:pPr>
-    </w:p>
-    <w:p>
-      <w:pPr>
-        <w:pStyle w:val="Akapitzlist"/>
-      </w:pPr>
-    </w:p>
-    <w:p>
-      <w:pPr>
-        <w:pStyle w:val="Akapitzlist"/>
-      </w:pPr>
-    </w:p>
-    <w:p>
-      <w:pPr>
-        <w:pStyle w:val="Akapitzlist"/>
-      </w:pPr>
-    </w:p>
-    <w:p>
-      <w:pPr>
-        <w:pStyle w:val="Akapitzlist"/>
-      </w:pPr>
-      <w:r>
-        <w:t>09 czerwca</w:t>
-      </w:r>
-    </w:p>
-    <w:p>
-      <w:pPr>
-        <w:pStyle w:val="Akapitzlist"/>
-      </w:pPr>
-      <w:proofErr w:type="spellStart"/>
-      <w:r>
-        <w:t>Obejrzalem</w:t>
-      </w:r>
-      <w:proofErr w:type="spellEnd"/>
-      <w:r>
-        <w:t xml:space="preserve"> </w:t>
-      </w:r>
-      <w:proofErr w:type="spellStart"/>
-      <w:r>
-        <w:t>tutorial</w:t>
-      </w:r>
-      <w:proofErr w:type="spellEnd"/>
-      <w:r>
-        <w:t xml:space="preserve"> na </w:t>
-      </w:r>
-      <w:proofErr w:type="spellStart"/>
-      <w:r>
-        <w:t>zmiene</w:t>
-      </w:r>
-      <w:proofErr w:type="spellEnd"/>
-      <w:r>
-        <w:t xml:space="preserve"> koloru tekstu w kodzie.</w:t>
-      </w:r>
-    </w:p>
-    <w:p>
-      <w:pPr>
-        <w:pStyle w:val="Akapitzlist"/>
-      </w:pPr>
-    </w:p>
-    <w:p>
-      <w:pPr>
-        <w:pStyle w:val="Akapitzlist"/>
-      </w:pPr>
-      <w:r>
-        <w:t>10 czerwca</w:t>
-      </w:r>
-    </w:p>
-    <w:p>
-      <w:pPr>
-        <w:pStyle w:val="Akapitzlist"/>
-      </w:pPr>
-      <w:proofErr w:type="spellStart"/>
-      <w:r>
-        <w:t>Dzisaj</w:t>
-      </w:r>
-      <w:proofErr w:type="spellEnd"/>
-      <w:r>
-        <w:t xml:space="preserve"> </w:t>
-      </w:r>
-      <w:proofErr w:type="spellStart"/>
-      <w:r>
-        <w:t>staralem</w:t>
-      </w:r>
-      <w:proofErr w:type="spellEnd"/>
-      <w:r>
-        <w:t xml:space="preserve"> się </w:t>
-      </w:r>
-      <w:proofErr w:type="spellStart"/>
-      <w:r>
-        <w:t>zrobic</w:t>
-      </w:r>
-      <w:proofErr w:type="spellEnd"/>
-      <w:r>
-        <w:t xml:space="preserve"> żeby </w:t>
-      </w:r>
-      <w:proofErr w:type="spellStart"/>
-      <w:r>
-        <w:t>losowaly</w:t>
-      </w:r>
-      <w:proofErr w:type="spellEnd"/>
-      <w:r>
-        <w:t xml:space="preserve"> się trzy statki, dwu, trzy i cztero polowe, i </w:t>
-      </w:r>
-      <w:proofErr w:type="spellStart"/>
-      <w:r>
-        <w:t>naprawiem</w:t>
-      </w:r>
-      <w:proofErr w:type="spellEnd"/>
-      <w:r>
-        <w:t xml:space="preserve"> kod dotyczący </w:t>
-      </w:r>
-      <w:proofErr w:type="spellStart"/>
-      <w:r>
-        <w:t>trafien</w:t>
-      </w:r>
-      <w:proofErr w:type="spellEnd"/>
-      <w:r>
-        <w:t xml:space="preserve"> i nie </w:t>
-      </w:r>
-      <w:proofErr w:type="spellStart"/>
-      <w:r>
-        <w:t>trafien</w:t>
-      </w:r>
-      <w:proofErr w:type="spellEnd"/>
-      <w:r>
-        <w:t xml:space="preserve">. Oczywiście za lekko </w:t>
-      </w:r>
-      <w:proofErr w:type="spellStart"/>
-      <w:r>
-        <w:t>pomoca</w:t>
-      </w:r>
-      <w:proofErr w:type="spellEnd"/>
-      <w:r>
-        <w:t xml:space="preserve">  Chatagpt.</w:t>
+      <w:r>
+        <w:rPr/>
+        <w:t xml:space="preserve"> tak, a</w:t>
+      </w:r>
+      <w:r>
+        <w:rPr/>
+        <w:t xml:space="preserve">by za </w:t>
+      </w:r>
+      <w:r>
+        <w:rPr/>
+        <w:t>kazdym</w:t>
+      </w:r>
+      <w:r>
+        <w:rPr/>
+        <w:t xml:space="preserve"> razem po strzeleniu na planszy pokazało </w:t>
+      </w:r>
+      <w:r>
+        <w:rPr/>
+        <w:t>sie</w:t>
+      </w:r>
+      <w:r>
+        <w:rPr/>
+        <w:t xml:space="preserve"> to.</w:t>
       </w:r>
     </w:p>
     <w:sectPr>
-      <w:pgSz w:w="11906" w:h="16838"/>
+      <w:pgSz w:w="11906" w:h="16838" w:orient="portrait"/>
       <w:pgMar w:top="1417" w:right="1417" w:bottom="1417" w:left="1417" w:header="708" w:footer="708" w:gutter="0"/>
       <w:cols w:space="708"/>
       <w:docGrid w:linePitch="360"/>
@@ -790,11 +1076,11 @@
 </file>
 
 <file path=word/styles.xml><?xml version="1.0" encoding="utf-8"?>
-<w:styles xmlns:r="http://schemas.openxmlformats.org/officeDocument/2006/relationships" xmlns:w="http://schemas.openxmlformats.org/wordprocessingml/2006/main">
+<w:styles xmlns:w14="http://schemas.microsoft.com/office/word/2010/wordml" xmlns:wp14="http://schemas.microsoft.com/office/word/2010/wordprocessingDrawing" xmlns:r="http://schemas.openxmlformats.org/officeDocument/2006/relationships" xmlns:w="http://schemas.openxmlformats.org/wordprocessingml/2006/main" xmlns:mc="http://schemas.openxmlformats.org/markup-compatibility/2006" mc:Ignorable="w14 wp14">
   <w:docDefaults>
     <w:rPrDefault>
       <w:rPr>
-        <w:rFonts w:asciiTheme="minorHAnsi" w:eastAsiaTheme="minorEastAsia" w:hAnsiTheme="minorHAnsi" w:cstheme="minorBidi"/>
+        <w:rFonts w:asciiTheme="minorHAnsi" w:hAnsiTheme="minorHAnsi" w:eastAsiaTheme="minorEastAsia" w:cstheme="minorBidi"/>
         <w:sz w:val="22"/>
         <w:szCs w:val="22"/>
         <w:lang w:val="pl-PL" w:eastAsia="pl-PL" w:bidi="ar-SA"/>
@@ -807,8 +1093,8 @@
     </w:pPrDefault>
   </w:docDefaults>
   <w:latentStyles w:defLockedState="0" w:defUIPriority="99" w:defSemiHidden="1" w:defUnhideWhenUsed="1" w:defQFormat="0" w:count="267">
-    <w:lsdException w:name="Normal" w:semiHidden="0" w:uiPriority="0" w:unhideWhenUsed="0" w:qFormat="1"/>
-    <w:lsdException w:name="heading 1" w:semiHidden="0" w:uiPriority="9" w:unhideWhenUsed="0" w:qFormat="1"/>
+    <w:lsdException w:name="Normal" w:uiPriority="0" w:semiHidden="0" w:unhideWhenUsed="0" w:qFormat="1"/>
+    <w:lsdException w:name="heading 1" w:uiPriority="9" w:semiHidden="0" w:unhideWhenUsed="0" w:qFormat="1"/>
     <w:lsdException w:name="heading 2" w:uiPriority="9" w:qFormat="1"/>
     <w:lsdException w:name="heading 3" w:uiPriority="9" w:qFormat="1"/>
     <w:lsdException w:name="heading 4" w:uiPriority="9" w:qFormat="1"/>
@@ -827,136 +1113,136 @@
     <w:lsdException w:name="toc 8" w:uiPriority="39"/>
     <w:lsdException w:name="toc 9" w:uiPriority="39"/>
     <w:lsdException w:name="caption" w:uiPriority="35" w:qFormat="1"/>
-    <w:lsdException w:name="Title" w:semiHidden="0" w:uiPriority="10" w:unhideWhenUsed="0" w:qFormat="1"/>
+    <w:lsdException w:name="Title" w:uiPriority="10" w:semiHidden="0" w:unhideWhenUsed="0" w:qFormat="1"/>
     <w:lsdException w:name="Default Paragraph Font" w:uiPriority="1"/>
-    <w:lsdException w:name="Subtitle" w:semiHidden="0" w:uiPriority="11" w:unhideWhenUsed="0" w:qFormat="1"/>
-    <w:lsdException w:name="Strong" w:semiHidden="0" w:uiPriority="22" w:unhideWhenUsed="0" w:qFormat="1"/>
-    <w:lsdException w:name="Emphasis" w:semiHidden="0" w:uiPriority="20" w:unhideWhenUsed="0" w:qFormat="1"/>
-    <w:lsdException w:name="Table Grid" w:semiHidden="0" w:uiPriority="59" w:unhideWhenUsed="0"/>
+    <w:lsdException w:name="Subtitle" w:uiPriority="11" w:semiHidden="0" w:unhideWhenUsed="0" w:qFormat="1"/>
+    <w:lsdException w:name="Strong" w:uiPriority="22" w:semiHidden="0" w:unhideWhenUsed="0" w:qFormat="1"/>
+    <w:lsdException w:name="Emphasis" w:uiPriority="20" w:semiHidden="0" w:unhideWhenUsed="0" w:qFormat="1"/>
+    <w:lsdException w:name="Table Grid" w:uiPriority="59" w:semiHidden="0" w:unhideWhenUsed="0"/>
     <w:lsdException w:name="Placeholder Text" w:unhideWhenUsed="0"/>
-    <w:lsdException w:name="No Spacing" w:semiHidden="0" w:uiPriority="1" w:unhideWhenUsed="0" w:qFormat="1"/>
-    <w:lsdException w:name="Light Shading" w:semiHidden="0" w:uiPriority="60" w:unhideWhenUsed="0"/>
-    <w:lsdException w:name="Light List" w:semiHidden="0" w:uiPriority="61" w:unhideWhenUsed="0"/>
-    <w:lsdException w:name="Light Grid" w:semiHidden="0" w:uiPriority="62" w:unhideWhenUsed="0"/>
-    <w:lsdException w:name="Medium Shading 1" w:semiHidden="0" w:uiPriority="63" w:unhideWhenUsed="0"/>
-    <w:lsdException w:name="Medium Shading 2" w:semiHidden="0" w:uiPriority="64" w:unhideWhenUsed="0"/>
-    <w:lsdException w:name="Medium List 1" w:semiHidden="0" w:uiPriority="65" w:unhideWhenUsed="0"/>
-    <w:lsdException w:name="Medium List 2" w:semiHidden="0" w:uiPriority="66" w:unhideWhenUsed="0"/>
-    <w:lsdException w:name="Medium Grid 1" w:semiHidden="0" w:uiPriority="67" w:unhideWhenUsed="0"/>
-    <w:lsdException w:name="Medium Grid 2" w:semiHidden="0" w:uiPriority="68" w:unhideWhenUsed="0"/>
-    <w:lsdException w:name="Medium Grid 3" w:semiHidden="0" w:uiPriority="69" w:unhideWhenUsed="0"/>
-    <w:lsdException w:name="Dark List" w:semiHidden="0" w:uiPriority="70" w:unhideWhenUsed="0"/>
-    <w:lsdException w:name="Colorful Shading" w:semiHidden="0" w:uiPriority="71" w:unhideWhenUsed="0"/>
-    <w:lsdException w:name="Colorful List" w:semiHidden="0" w:uiPriority="72" w:unhideWhenUsed="0"/>
-    <w:lsdException w:name="Colorful Grid" w:semiHidden="0" w:uiPriority="73" w:unhideWhenUsed="0"/>
-    <w:lsdException w:name="Light Shading Accent 1" w:semiHidden="0" w:uiPriority="60" w:unhideWhenUsed="0"/>
-    <w:lsdException w:name="Light List Accent 1" w:semiHidden="0" w:uiPriority="61" w:unhideWhenUsed="0"/>
-    <w:lsdException w:name="Light Grid Accent 1" w:semiHidden="0" w:uiPriority="62" w:unhideWhenUsed="0"/>
-    <w:lsdException w:name="Medium Shading 1 Accent 1" w:semiHidden="0" w:uiPriority="63" w:unhideWhenUsed="0"/>
-    <w:lsdException w:name="Medium Shading 2 Accent 1" w:semiHidden="0" w:uiPriority="64" w:unhideWhenUsed="0"/>
-    <w:lsdException w:name="Medium List 1 Accent 1" w:semiHidden="0" w:uiPriority="65" w:unhideWhenUsed="0"/>
+    <w:lsdException w:name="No Spacing" w:uiPriority="1" w:semiHidden="0" w:unhideWhenUsed="0" w:qFormat="1"/>
+    <w:lsdException w:name="Light Shading" w:uiPriority="60" w:semiHidden="0" w:unhideWhenUsed="0"/>
+    <w:lsdException w:name="Light List" w:uiPriority="61" w:semiHidden="0" w:unhideWhenUsed="0"/>
+    <w:lsdException w:name="Light Grid" w:uiPriority="62" w:semiHidden="0" w:unhideWhenUsed="0"/>
+    <w:lsdException w:name="Medium Shading 1" w:uiPriority="63" w:semiHidden="0" w:unhideWhenUsed="0"/>
+    <w:lsdException w:name="Medium Shading 2" w:uiPriority="64" w:semiHidden="0" w:unhideWhenUsed="0"/>
+    <w:lsdException w:name="Medium List 1" w:uiPriority="65" w:semiHidden="0" w:unhideWhenUsed="0"/>
+    <w:lsdException w:name="Medium List 2" w:uiPriority="66" w:semiHidden="0" w:unhideWhenUsed="0"/>
+    <w:lsdException w:name="Medium Grid 1" w:uiPriority="67" w:semiHidden="0" w:unhideWhenUsed="0"/>
+    <w:lsdException w:name="Medium Grid 2" w:uiPriority="68" w:semiHidden="0" w:unhideWhenUsed="0"/>
+    <w:lsdException w:name="Medium Grid 3" w:uiPriority="69" w:semiHidden="0" w:unhideWhenUsed="0"/>
+    <w:lsdException w:name="Dark List" w:uiPriority="70" w:semiHidden="0" w:unhideWhenUsed="0"/>
+    <w:lsdException w:name="Colorful Shading" w:uiPriority="71" w:semiHidden="0" w:unhideWhenUsed="0"/>
+    <w:lsdException w:name="Colorful List" w:uiPriority="72" w:semiHidden="0" w:unhideWhenUsed="0"/>
+    <w:lsdException w:name="Colorful Grid" w:uiPriority="73" w:semiHidden="0" w:unhideWhenUsed="0"/>
+    <w:lsdException w:name="Light Shading Accent 1" w:uiPriority="60" w:semiHidden="0" w:unhideWhenUsed="0"/>
+    <w:lsdException w:name="Light List Accent 1" w:uiPriority="61" w:semiHidden="0" w:unhideWhenUsed="0"/>
+    <w:lsdException w:name="Light Grid Accent 1" w:uiPriority="62" w:semiHidden="0" w:unhideWhenUsed="0"/>
+    <w:lsdException w:name="Medium Shading 1 Accent 1" w:uiPriority="63" w:semiHidden="0" w:unhideWhenUsed="0"/>
+    <w:lsdException w:name="Medium Shading 2 Accent 1" w:uiPriority="64" w:semiHidden="0" w:unhideWhenUsed="0"/>
+    <w:lsdException w:name="Medium List 1 Accent 1" w:uiPriority="65" w:semiHidden="0" w:unhideWhenUsed="0"/>
     <w:lsdException w:name="Revision" w:unhideWhenUsed="0"/>
-    <w:lsdException w:name="List Paragraph" w:semiHidden="0" w:uiPriority="34" w:unhideWhenUsed="0" w:qFormat="1"/>
-    <w:lsdException w:name="Quote" w:semiHidden="0" w:uiPriority="29" w:unhideWhenUsed="0" w:qFormat="1"/>
-    <w:lsdException w:name="Intense Quote" w:semiHidden="0" w:uiPriority="30" w:unhideWhenUsed="0" w:qFormat="1"/>
-    <w:lsdException w:name="Medium List 2 Accent 1" w:semiHidden="0" w:uiPriority="66" w:unhideWhenUsed="0"/>
-    <w:lsdException w:name="Medium Grid 1 Accent 1" w:semiHidden="0" w:uiPriority="67" w:unhideWhenUsed="0"/>
-    <w:lsdException w:name="Medium Grid 2 Accent 1" w:semiHidden="0" w:uiPriority="68" w:unhideWhenUsed="0"/>
-    <w:lsdException w:name="Medium Grid 3 Accent 1" w:semiHidden="0" w:uiPriority="69" w:unhideWhenUsed="0"/>
-    <w:lsdException w:name="Dark List Accent 1" w:semiHidden="0" w:uiPriority="70" w:unhideWhenUsed="0"/>
-    <w:lsdException w:name="Colorful Shading Accent 1" w:semiHidden="0" w:uiPriority="71" w:unhideWhenUsed="0"/>
-    <w:lsdException w:name="Colorful List Accent 1" w:semiHidden="0" w:uiPriority="72" w:unhideWhenUsed="0"/>
-    <w:lsdException w:name="Colorful Grid Accent 1" w:semiHidden="0" w:uiPriority="73" w:unhideWhenUsed="0"/>
-    <w:lsdException w:name="Light Shading Accent 2" w:semiHidden="0" w:uiPriority="60" w:unhideWhenUsed="0"/>
-    <w:lsdException w:name="Light List Accent 2" w:semiHidden="0" w:uiPriority="61" w:unhideWhenUsed="0"/>
-    <w:lsdException w:name="Light Grid Accent 2" w:semiHidden="0" w:uiPriority="62" w:unhideWhenUsed="0"/>
-    <w:lsdException w:name="Medium Shading 1 Accent 2" w:semiHidden="0" w:uiPriority="63" w:unhideWhenUsed="0"/>
-    <w:lsdException w:name="Medium Shading 2 Accent 2" w:semiHidden="0" w:uiPriority="64" w:unhideWhenUsed="0"/>
-    <w:lsdException w:name="Medium List 1 Accent 2" w:semiHidden="0" w:uiPriority="65" w:unhideWhenUsed="0"/>
-    <w:lsdException w:name="Medium List 2 Accent 2" w:semiHidden="0" w:uiPriority="66" w:unhideWhenUsed="0"/>
-    <w:lsdException w:name="Medium Grid 1 Accent 2" w:semiHidden="0" w:uiPriority="67" w:unhideWhenUsed="0"/>
-    <w:lsdException w:name="Medium Grid 2 Accent 2" w:semiHidden="0" w:uiPriority="68" w:unhideWhenUsed="0"/>
-    <w:lsdException w:name="Medium Grid 3 Accent 2" w:semiHidden="0" w:uiPriority="69" w:unhideWhenUsed="0"/>
-    <w:lsdException w:name="Dark List Accent 2" w:semiHidden="0" w:uiPriority="70" w:unhideWhenUsed="0"/>
-    <w:lsdException w:name="Colorful Shading Accent 2" w:semiHidden="0" w:uiPriority="71" w:unhideWhenUsed="0"/>
-    <w:lsdException w:name="Colorful List Accent 2" w:semiHidden="0" w:uiPriority="72" w:unhideWhenUsed="0"/>
-    <w:lsdException w:name="Colorful Grid Accent 2" w:semiHidden="0" w:uiPriority="73" w:unhideWhenUsed="0"/>
-    <w:lsdException w:name="Light Shading Accent 3" w:semiHidden="0" w:uiPriority="60" w:unhideWhenUsed="0"/>
-    <w:lsdException w:name="Light List Accent 3" w:semiHidden="0" w:uiPriority="61" w:unhideWhenUsed="0"/>
-    <w:lsdException w:name="Light Grid Accent 3" w:semiHidden="0" w:uiPriority="62" w:unhideWhenUsed="0"/>
-    <w:lsdException w:name="Medium Shading 1 Accent 3" w:semiHidden="0" w:uiPriority="63" w:unhideWhenUsed="0"/>
-    <w:lsdException w:name="Medium Shading 2 Accent 3" w:semiHidden="0" w:uiPriority="64" w:unhideWhenUsed="0"/>
-    <w:lsdException w:name="Medium List 1 Accent 3" w:semiHidden="0" w:uiPriority="65" w:unhideWhenUsed="0"/>
-    <w:lsdException w:name="Medium List 2 Accent 3" w:semiHidden="0" w:uiPriority="66" w:unhideWhenUsed="0"/>
-    <w:lsdException w:name="Medium Grid 1 Accent 3" w:semiHidden="0" w:uiPriority="67" w:unhideWhenUsed="0"/>
-    <w:lsdException w:name="Medium Grid 2 Accent 3" w:semiHidden="0" w:uiPriority="68" w:unhideWhenUsed="0"/>
-    <w:lsdException w:name="Medium Grid 3 Accent 3" w:semiHidden="0" w:uiPriority="69" w:unhideWhenUsed="0"/>
-    <w:lsdException w:name="Dark List Accent 3" w:semiHidden="0" w:uiPriority="70" w:unhideWhenUsed="0"/>
-    <w:lsdException w:name="Colorful Shading Accent 3" w:semiHidden="0" w:uiPriority="71" w:unhideWhenUsed="0"/>
-    <w:lsdException w:name="Colorful List Accent 3" w:semiHidden="0" w:uiPriority="72" w:unhideWhenUsed="0"/>
-    <w:lsdException w:name="Colorful Grid Accent 3" w:semiHidden="0" w:uiPriority="73" w:unhideWhenUsed="0"/>
-    <w:lsdException w:name="Light Shading Accent 4" w:semiHidden="0" w:uiPriority="60" w:unhideWhenUsed="0"/>
-    <w:lsdException w:name="Light List Accent 4" w:semiHidden="0" w:uiPriority="61" w:unhideWhenUsed="0"/>
-    <w:lsdException w:name="Light Grid Accent 4" w:semiHidden="0" w:uiPriority="62" w:unhideWhenUsed="0"/>
-    <w:lsdException w:name="Medium Shading 1 Accent 4" w:semiHidden="0" w:uiPriority="63" w:unhideWhenUsed="0"/>
-    <w:lsdException w:name="Medium Shading 2 Accent 4" w:semiHidden="0" w:uiPriority="64" w:unhideWhenUsed="0"/>
-    <w:lsdException w:name="Medium List 1 Accent 4" w:semiHidden="0" w:uiPriority="65" w:unhideWhenUsed="0"/>
-    <w:lsdException w:name="Medium List 2 Accent 4" w:semiHidden="0" w:uiPriority="66" w:unhideWhenUsed="0"/>
-    <w:lsdException w:name="Medium Grid 1 Accent 4" w:semiHidden="0" w:uiPriority="67" w:unhideWhenUsed="0"/>
-    <w:lsdException w:name="Medium Grid 2 Accent 4" w:semiHidden="0" w:uiPriority="68" w:unhideWhenUsed="0"/>
-    <w:lsdException w:name="Medium Grid 3 Accent 4" w:semiHidden="0" w:uiPriority="69" w:unhideWhenUsed="0"/>
-    <w:lsdException w:name="Dark List Accent 4" w:semiHidden="0" w:uiPriority="70" w:unhideWhenUsed="0"/>
-    <w:lsdException w:name="Colorful Shading Accent 4" w:semiHidden="0" w:uiPriority="71" w:unhideWhenUsed="0"/>
-    <w:lsdException w:name="Colorful List Accent 4" w:semiHidden="0" w:uiPriority="72" w:unhideWhenUsed="0"/>
-    <w:lsdException w:name="Colorful Grid Accent 4" w:semiHidden="0" w:uiPriority="73" w:unhideWhenUsed="0"/>
-    <w:lsdException w:name="Light Shading Accent 5" w:semiHidden="0" w:uiPriority="60" w:unhideWhenUsed="0"/>
-    <w:lsdException w:name="Light List Accent 5" w:semiHidden="0" w:uiPriority="61" w:unhideWhenUsed="0"/>
-    <w:lsdException w:name="Light Grid Accent 5" w:semiHidden="0" w:uiPriority="62" w:unhideWhenUsed="0"/>
-    <w:lsdException w:name="Medium Shading 1 Accent 5" w:semiHidden="0" w:uiPriority="63" w:unhideWhenUsed="0"/>
-    <w:lsdException w:name="Medium Shading 2 Accent 5" w:semiHidden="0" w:uiPriority="64" w:unhideWhenUsed="0"/>
-    <w:lsdException w:name="Medium List 1 Accent 5" w:semiHidden="0" w:uiPriority="65" w:unhideWhenUsed="0"/>
-    <w:lsdException w:name="Medium List 2 Accent 5" w:semiHidden="0" w:uiPriority="66" w:unhideWhenUsed="0"/>
-    <w:lsdException w:name="Medium Grid 1 Accent 5" w:semiHidden="0" w:uiPriority="67" w:unhideWhenUsed="0"/>
-    <w:lsdException w:name="Medium Grid 2 Accent 5" w:semiHidden="0" w:uiPriority="68" w:unhideWhenUsed="0"/>
-    <w:lsdException w:name="Medium Grid 3 Accent 5" w:semiHidden="0" w:uiPriority="69" w:unhideWhenUsed="0"/>
-    <w:lsdException w:name="Dark List Accent 5" w:semiHidden="0" w:uiPriority="70" w:unhideWhenUsed="0"/>
-    <w:lsdException w:name="Colorful Shading Accent 5" w:semiHidden="0" w:uiPriority="71" w:unhideWhenUsed="0"/>
-    <w:lsdException w:name="Colorful List Accent 5" w:semiHidden="0" w:uiPriority="72" w:unhideWhenUsed="0"/>
-    <w:lsdException w:name="Colorful Grid Accent 5" w:semiHidden="0" w:uiPriority="73" w:unhideWhenUsed="0"/>
-    <w:lsdException w:name="Light Shading Accent 6" w:semiHidden="0" w:uiPriority="60" w:unhideWhenUsed="0"/>
-    <w:lsdException w:name="Light List Accent 6" w:semiHidden="0" w:uiPriority="61" w:unhideWhenUsed="0"/>
-    <w:lsdException w:name="Light Grid Accent 6" w:semiHidden="0" w:uiPriority="62" w:unhideWhenUsed="0"/>
-    <w:lsdException w:name="Medium Shading 1 Accent 6" w:semiHidden="0" w:uiPriority="63" w:unhideWhenUsed="0"/>
-    <w:lsdException w:name="Medium Shading 2 Accent 6" w:semiHidden="0" w:uiPriority="64" w:unhideWhenUsed="0"/>
-    <w:lsdException w:name="Medium List 1 Accent 6" w:semiHidden="0" w:uiPriority="65" w:unhideWhenUsed="0"/>
-    <w:lsdException w:name="Medium List 2 Accent 6" w:semiHidden="0" w:uiPriority="66" w:unhideWhenUsed="0"/>
-    <w:lsdException w:name="Medium Grid 1 Accent 6" w:semiHidden="0" w:uiPriority="67" w:unhideWhenUsed="0"/>
-    <w:lsdException w:name="Medium Grid 2 Accent 6" w:semiHidden="0" w:uiPriority="68" w:unhideWhenUsed="0"/>
-    <w:lsdException w:name="Medium Grid 3 Accent 6" w:semiHidden="0" w:uiPriority="69" w:unhideWhenUsed="0"/>
-    <w:lsdException w:name="Dark List Accent 6" w:semiHidden="0" w:uiPriority="70" w:unhideWhenUsed="0"/>
-    <w:lsdException w:name="Colorful Shading Accent 6" w:semiHidden="0" w:uiPriority="71" w:unhideWhenUsed="0"/>
-    <w:lsdException w:name="Colorful List Accent 6" w:semiHidden="0" w:uiPriority="72" w:unhideWhenUsed="0"/>
-    <w:lsdException w:name="Colorful Grid Accent 6" w:semiHidden="0" w:uiPriority="73" w:unhideWhenUsed="0"/>
-    <w:lsdException w:name="Subtle Emphasis" w:semiHidden="0" w:uiPriority="19" w:unhideWhenUsed="0" w:qFormat="1"/>
-    <w:lsdException w:name="Intense Emphasis" w:semiHidden="0" w:uiPriority="21" w:unhideWhenUsed="0" w:qFormat="1"/>
-    <w:lsdException w:name="Subtle Reference" w:semiHidden="0" w:uiPriority="31" w:unhideWhenUsed="0" w:qFormat="1"/>
-    <w:lsdException w:name="Intense Reference" w:semiHidden="0" w:uiPriority="32" w:unhideWhenUsed="0" w:qFormat="1"/>
-    <w:lsdException w:name="Book Title" w:semiHidden="0" w:uiPriority="33" w:unhideWhenUsed="0" w:qFormat="1"/>
+    <w:lsdException w:name="List Paragraph" w:uiPriority="34" w:semiHidden="0" w:unhideWhenUsed="0" w:qFormat="1"/>
+    <w:lsdException w:name="Quote" w:uiPriority="29" w:semiHidden="0" w:unhideWhenUsed="0" w:qFormat="1"/>
+    <w:lsdException w:name="Intense Quote" w:uiPriority="30" w:semiHidden="0" w:unhideWhenUsed="0" w:qFormat="1"/>
+    <w:lsdException w:name="Medium List 2 Accent 1" w:uiPriority="66" w:semiHidden="0" w:unhideWhenUsed="0"/>
+    <w:lsdException w:name="Medium Grid 1 Accent 1" w:uiPriority="67" w:semiHidden="0" w:unhideWhenUsed="0"/>
+    <w:lsdException w:name="Medium Grid 2 Accent 1" w:uiPriority="68" w:semiHidden="0" w:unhideWhenUsed="0"/>
+    <w:lsdException w:name="Medium Grid 3 Accent 1" w:uiPriority="69" w:semiHidden="0" w:unhideWhenUsed="0"/>
+    <w:lsdException w:name="Dark List Accent 1" w:uiPriority="70" w:semiHidden="0" w:unhideWhenUsed="0"/>
+    <w:lsdException w:name="Colorful Shading Accent 1" w:uiPriority="71" w:semiHidden="0" w:unhideWhenUsed="0"/>
+    <w:lsdException w:name="Colorful List Accent 1" w:uiPriority="72" w:semiHidden="0" w:unhideWhenUsed="0"/>
+    <w:lsdException w:name="Colorful Grid Accent 1" w:uiPriority="73" w:semiHidden="0" w:unhideWhenUsed="0"/>
+    <w:lsdException w:name="Light Shading Accent 2" w:uiPriority="60" w:semiHidden="0" w:unhideWhenUsed="0"/>
+    <w:lsdException w:name="Light List Accent 2" w:uiPriority="61" w:semiHidden="0" w:unhideWhenUsed="0"/>
+    <w:lsdException w:name="Light Grid Accent 2" w:uiPriority="62" w:semiHidden="0" w:unhideWhenUsed="0"/>
+    <w:lsdException w:name="Medium Shading 1 Accent 2" w:uiPriority="63" w:semiHidden="0" w:unhideWhenUsed="0"/>
+    <w:lsdException w:name="Medium Shading 2 Accent 2" w:uiPriority="64" w:semiHidden="0" w:unhideWhenUsed="0"/>
+    <w:lsdException w:name="Medium List 1 Accent 2" w:uiPriority="65" w:semiHidden="0" w:unhideWhenUsed="0"/>
+    <w:lsdException w:name="Medium List 2 Accent 2" w:uiPriority="66" w:semiHidden="0" w:unhideWhenUsed="0"/>
+    <w:lsdException w:name="Medium Grid 1 Accent 2" w:uiPriority="67" w:semiHidden="0" w:unhideWhenUsed="0"/>
+    <w:lsdException w:name="Medium Grid 2 Accent 2" w:uiPriority="68" w:semiHidden="0" w:unhideWhenUsed="0"/>
+    <w:lsdException w:name="Medium Grid 3 Accent 2" w:uiPriority="69" w:semiHidden="0" w:unhideWhenUsed="0"/>
+    <w:lsdException w:name="Dark List Accent 2" w:uiPriority="70" w:semiHidden="0" w:unhideWhenUsed="0"/>
+    <w:lsdException w:name="Colorful Shading Accent 2" w:uiPriority="71" w:semiHidden="0" w:unhideWhenUsed="0"/>
+    <w:lsdException w:name="Colorful List Accent 2" w:uiPriority="72" w:semiHidden="0" w:unhideWhenUsed="0"/>
+    <w:lsdException w:name="Colorful Grid Accent 2" w:uiPriority="73" w:semiHidden="0" w:unhideWhenUsed="0"/>
+    <w:lsdException w:name="Light Shading Accent 3" w:uiPriority="60" w:semiHidden="0" w:unhideWhenUsed="0"/>
+    <w:lsdException w:name="Light List Accent 3" w:uiPriority="61" w:semiHidden="0" w:unhideWhenUsed="0"/>
+    <w:lsdException w:name="Light Grid Accent 3" w:uiPriority="62" w:semiHidden="0" w:unhideWhenUsed="0"/>
+    <w:lsdException w:name="Medium Shading 1 Accent 3" w:uiPriority="63" w:semiHidden="0" w:unhideWhenUsed="0"/>
+    <w:lsdException w:name="Medium Shading 2 Accent 3" w:uiPriority="64" w:semiHidden="0" w:unhideWhenUsed="0"/>
+    <w:lsdException w:name="Medium List 1 Accent 3" w:uiPriority="65" w:semiHidden="0" w:unhideWhenUsed="0"/>
+    <w:lsdException w:name="Medium List 2 Accent 3" w:uiPriority="66" w:semiHidden="0" w:unhideWhenUsed="0"/>
+    <w:lsdException w:name="Medium Grid 1 Accent 3" w:uiPriority="67" w:semiHidden="0" w:unhideWhenUsed="0"/>
+    <w:lsdException w:name="Medium Grid 2 Accent 3" w:uiPriority="68" w:semiHidden="0" w:unhideWhenUsed="0"/>
+    <w:lsdException w:name="Medium Grid 3 Accent 3" w:uiPriority="69" w:semiHidden="0" w:unhideWhenUsed="0"/>
+    <w:lsdException w:name="Dark List Accent 3" w:uiPriority="70" w:semiHidden="0" w:unhideWhenUsed="0"/>
+    <w:lsdException w:name="Colorful Shading Accent 3" w:uiPriority="71" w:semiHidden="0" w:unhideWhenUsed="0"/>
+    <w:lsdException w:name="Colorful List Accent 3" w:uiPriority="72" w:semiHidden="0" w:unhideWhenUsed="0"/>
+    <w:lsdException w:name="Colorful Grid Accent 3" w:uiPriority="73" w:semiHidden="0" w:unhideWhenUsed="0"/>
+    <w:lsdException w:name="Light Shading Accent 4" w:uiPriority="60" w:semiHidden="0" w:unhideWhenUsed="0"/>
+    <w:lsdException w:name="Light List Accent 4" w:uiPriority="61" w:semiHidden="0" w:unhideWhenUsed="0"/>
+    <w:lsdException w:name="Light Grid Accent 4" w:uiPriority="62" w:semiHidden="0" w:unhideWhenUsed="0"/>
+    <w:lsdException w:name="Medium Shading 1 Accent 4" w:uiPriority="63" w:semiHidden="0" w:unhideWhenUsed="0"/>
+    <w:lsdException w:name="Medium Shading 2 Accent 4" w:uiPriority="64" w:semiHidden="0" w:unhideWhenUsed="0"/>
+    <w:lsdException w:name="Medium List 1 Accent 4" w:uiPriority="65" w:semiHidden="0" w:unhideWhenUsed="0"/>
+    <w:lsdException w:name="Medium List 2 Accent 4" w:uiPriority="66" w:semiHidden="0" w:unhideWhenUsed="0"/>
+    <w:lsdException w:name="Medium Grid 1 Accent 4" w:uiPriority="67" w:semiHidden="0" w:unhideWhenUsed="0"/>
+    <w:lsdException w:name="Medium Grid 2 Accent 4" w:uiPriority="68" w:semiHidden="0" w:unhideWhenUsed="0"/>
+    <w:lsdException w:name="Medium Grid 3 Accent 4" w:uiPriority="69" w:semiHidden="0" w:unhideWhenUsed="0"/>
+    <w:lsdException w:name="Dark List Accent 4" w:uiPriority="70" w:semiHidden="0" w:unhideWhenUsed="0"/>
+    <w:lsdException w:name="Colorful Shading Accent 4" w:uiPriority="71" w:semiHidden="0" w:unhideWhenUsed="0"/>
+    <w:lsdException w:name="Colorful List Accent 4" w:uiPriority="72" w:semiHidden="0" w:unhideWhenUsed="0"/>
+    <w:lsdException w:name="Colorful Grid Accent 4" w:uiPriority="73" w:semiHidden="0" w:unhideWhenUsed="0"/>
+    <w:lsdException w:name="Light Shading Accent 5" w:uiPriority="60" w:semiHidden="0" w:unhideWhenUsed="0"/>
+    <w:lsdException w:name="Light List Accent 5" w:uiPriority="61" w:semiHidden="0" w:unhideWhenUsed="0"/>
+    <w:lsdException w:name="Light Grid Accent 5" w:uiPriority="62" w:semiHidden="0" w:unhideWhenUsed="0"/>
+    <w:lsdException w:name="Medium Shading 1 Accent 5" w:uiPriority="63" w:semiHidden="0" w:unhideWhenUsed="0"/>
+    <w:lsdException w:name="Medium Shading 2 Accent 5" w:uiPriority="64" w:semiHidden="0" w:unhideWhenUsed="0"/>
+    <w:lsdException w:name="Medium List 1 Accent 5" w:uiPriority="65" w:semiHidden="0" w:unhideWhenUsed="0"/>
+    <w:lsdException w:name="Medium List 2 Accent 5" w:uiPriority="66" w:semiHidden="0" w:unhideWhenUsed="0"/>
+    <w:lsdException w:name="Medium Grid 1 Accent 5" w:uiPriority="67" w:semiHidden="0" w:unhideWhenUsed="0"/>
+    <w:lsdException w:name="Medium Grid 2 Accent 5" w:uiPriority="68" w:semiHidden="0" w:unhideWhenUsed="0"/>
+    <w:lsdException w:name="Medium Grid 3 Accent 5" w:uiPriority="69" w:semiHidden="0" w:unhideWhenUsed="0"/>
+    <w:lsdException w:name="Dark List Accent 5" w:uiPriority="70" w:semiHidden="0" w:unhideWhenUsed="0"/>
+    <w:lsdException w:name="Colorful Shading Accent 5" w:uiPriority="71" w:semiHidden="0" w:unhideWhenUsed="0"/>
+    <w:lsdException w:name="Colorful List Accent 5" w:uiPriority="72" w:semiHidden="0" w:unhideWhenUsed="0"/>
+    <w:lsdException w:name="Colorful Grid Accent 5" w:uiPriority="73" w:semiHidden="0" w:unhideWhenUsed="0"/>
+    <w:lsdException w:name="Light Shading Accent 6" w:uiPriority="60" w:semiHidden="0" w:unhideWhenUsed="0"/>
+    <w:lsdException w:name="Light List Accent 6" w:uiPriority="61" w:semiHidden="0" w:unhideWhenUsed="0"/>
+    <w:lsdException w:name="Light Grid Accent 6" w:uiPriority="62" w:semiHidden="0" w:unhideWhenUsed="0"/>
+    <w:lsdException w:name="Medium Shading 1 Accent 6" w:uiPriority="63" w:semiHidden="0" w:unhideWhenUsed="0"/>
+    <w:lsdException w:name="Medium Shading 2 Accent 6" w:uiPriority="64" w:semiHidden="0" w:unhideWhenUsed="0"/>
+    <w:lsdException w:name="Medium List 1 Accent 6" w:uiPriority="65" w:semiHidden="0" w:unhideWhenUsed="0"/>
+    <w:lsdException w:name="Medium List 2 Accent 6" w:uiPriority="66" w:semiHidden="0" w:unhideWhenUsed="0"/>
+    <w:lsdException w:name="Medium Grid 1 Accent 6" w:uiPriority="67" w:semiHidden="0" w:unhideWhenUsed="0"/>
+    <w:lsdException w:name="Medium Grid 2 Accent 6" w:uiPriority="68" w:semiHidden="0" w:unhideWhenUsed="0"/>
+    <w:lsdException w:name="Medium Grid 3 Accent 6" w:uiPriority="69" w:semiHidden="0" w:unhideWhenUsed="0"/>
+    <w:lsdException w:name="Dark List Accent 6" w:uiPriority="70" w:semiHidden="0" w:unhideWhenUsed="0"/>
+    <w:lsdException w:name="Colorful Shading Accent 6" w:uiPriority="71" w:semiHidden="0" w:unhideWhenUsed="0"/>
+    <w:lsdException w:name="Colorful List Accent 6" w:uiPriority="72" w:semiHidden="0" w:unhideWhenUsed="0"/>
+    <w:lsdException w:name="Colorful Grid Accent 6" w:uiPriority="73" w:semiHidden="0" w:unhideWhenUsed="0"/>
+    <w:lsdException w:name="Subtle Emphasis" w:uiPriority="19" w:semiHidden="0" w:unhideWhenUsed="0" w:qFormat="1"/>
+    <w:lsdException w:name="Intense Emphasis" w:uiPriority="21" w:semiHidden="0" w:unhideWhenUsed="0" w:qFormat="1"/>
+    <w:lsdException w:name="Subtle Reference" w:uiPriority="31" w:semiHidden="0" w:unhideWhenUsed="0" w:qFormat="1"/>
+    <w:lsdException w:name="Intense Reference" w:uiPriority="32" w:semiHidden="0" w:unhideWhenUsed="0" w:qFormat="1"/>
+    <w:lsdException w:name="Book Title" w:uiPriority="33" w:semiHidden="0" w:unhideWhenUsed="0" w:qFormat="1"/>
     <w:lsdException w:name="Bibliography" w:uiPriority="37"/>
     <w:lsdException w:name="TOC Heading" w:uiPriority="39" w:qFormat="1"/>
   </w:latentStyles>
-  <w:style w:type="paragraph" w:default="1" w:styleId="Normalny">
+  <w:style w:type="paragraph" w:styleId="Normalny" w:default="1">
     <w:name w:val="Normal"/>
     <w:qFormat/>
     <w:rsid w:val="00FA6E48"/>
   </w:style>
-  <w:style w:type="character" w:default="1" w:styleId="Domylnaczcionkaakapitu">
+  <w:style w:type="character" w:styleId="Domylnaczcionkaakapitu" w:default="1">
     <w:name w:val="Default Paragraph Font"/>
     <w:uiPriority w:val="1"/>
     <w:semiHidden/>
     <w:unhideWhenUsed/>
   </w:style>
-  <w:style w:type="table" w:default="1" w:styleId="Standardowy">
+  <w:style w:type="table" w:styleId="Standardowy" w:default="1">
     <w:name w:val="Normal Table"/>
     <w:uiPriority w:val="99"/>
     <w:semiHidden/>
@@ -972,7 +1258,7 @@
       </w:tblCellMar>
     </w:tblPr>
   </w:style>
-  <w:style w:type="numbering" w:default="1" w:styleId="Bezlisty">
+  <w:style w:type="numbering" w:styleId="Bezlisty" w:default="1">
     <w:name w:val="No List"/>
     <w:uiPriority w:val="99"/>
     <w:semiHidden/>
